--- a/rapports/16_02_2026/BLONDIN/coh_EQ26_sup_122202020037.docx
+++ b/rapports/16_02_2026/BLONDIN/coh_EQ26_sup_122202020037.docx
@@ -25,7 +25,7 @@
         <w:br/>
         <w:t>Grappe: 122202020037</w:t>
         <w:br/>
-        <w:t>Date: 16/02/2026 a 12:40</w:t>
+        <w:t>Date: 16/02/2026 a 12:58</w:t>
       </w:r>
     </w:p>
     <w:p/>

--- a/rapports/16_02_2026/BLONDIN/coh_EQ26_sup_122202020037.docx
+++ b/rapports/16_02_2026/BLONDIN/coh_EQ26_sup_122202020037.docx
@@ -25,7 +25,7 @@
         <w:br/>
         <w:t>Grappe: 122202020037</w:t>
         <w:br/>
-        <w:t>Date: 16/02/2026 a 12:58</w:t>
+        <w:t>Date: 16/02/2026 a 13:05</w:t>
       </w:r>
     </w:p>
     <w:p/>
@@ -359,6 +359,38 @@
           </w:tcPr>
           <w:p>
             <w:r>
+              <w:t>Section12</w:t>
+            </w:r>
+          </w:p>
+        </w:tc>
+        <w:tc>
+          <w:tcPr>
+            <w:tcW w:type="dxa" w:w="3324"/>
+          </w:tcPr>
+          <w:p>
+            <w:r>
+              <w:t>Actifs du menage</w:t>
+            </w:r>
+          </w:p>
+        </w:tc>
+        <w:tc>
+          <w:tcPr>
+            <w:tcW w:type="dxa" w:w="3324"/>
+          </w:tcPr>
+          <w:p>
+            <w:r>
+              <w:t>9</w:t>
+            </w:r>
+          </w:p>
+        </w:tc>
+      </w:tr>
+      <w:tr>
+        <w:tc>
+          <w:tcPr>
+            <w:tcW w:type="dxa" w:w="3324"/>
+          </w:tcPr>
+          <w:p>
+            <w:r>
               <w:t>Section3</w:t>
             </w:r>
           </w:p>
@@ -423,6 +455,38 @@
           </w:tcPr>
           <w:p>
             <w:r>
+              <w:t>Section19</w:t>
+            </w:r>
+          </w:p>
+        </w:tc>
+        <w:tc>
+          <w:tcPr>
+            <w:tcW w:type="dxa" w:w="3324"/>
+          </w:tcPr>
+          <w:p>
+            <w:r>
+              <w:t>Equipements agricoles</w:t>
+            </w:r>
+          </w:p>
+        </w:tc>
+        <w:tc>
+          <w:tcPr>
+            <w:tcW w:type="dxa" w:w="3324"/>
+          </w:tcPr>
+          <w:p>
+            <w:r>
+              <w:t>7</w:t>
+            </w:r>
+          </w:p>
+        </w:tc>
+      </w:tr>
+      <w:tr>
+        <w:tc>
+          <w:tcPr>
+            <w:tcW w:type="dxa" w:w="3324"/>
+          </w:tcPr>
+          <w:p>
+            <w:r>
               <w:t>Section0</w:t>
             </w:r>
           </w:p>
@@ -434,70 +498,6 @@
           <w:p>
             <w:r>
               <w:t>Identification et renseignements de controle</w:t>
-            </w:r>
-          </w:p>
-        </w:tc>
-        <w:tc>
-          <w:tcPr>
-            <w:tcW w:type="dxa" w:w="3324"/>
-          </w:tcPr>
-          <w:p>
-            <w:r>
-              <w:t>5</w:t>
-            </w:r>
-          </w:p>
-        </w:tc>
-      </w:tr>
-      <w:tr>
-        <w:tc>
-          <w:tcPr>
-            <w:tcW w:type="dxa" w:w="3324"/>
-          </w:tcPr>
-          <w:p>
-            <w:r>
-              <w:t>Section9c</w:t>
-            </w:r>
-          </w:p>
-        </w:tc>
-        <w:tc>
-          <w:tcPr>
-            <w:tcW w:type="dxa" w:w="3324"/>
-          </w:tcPr>
-          <w:p>
-            <w:r>
-              <w:t>Depenses non-alimentaires - 30 jours</w:t>
-            </w:r>
-          </w:p>
-        </w:tc>
-        <w:tc>
-          <w:tcPr>
-            <w:tcW w:type="dxa" w:w="3324"/>
-          </w:tcPr>
-          <w:p>
-            <w:r>
-              <w:t>5</w:t>
-            </w:r>
-          </w:p>
-        </w:tc>
-      </w:tr>
-      <w:tr>
-        <w:tc>
-          <w:tcPr>
-            <w:tcW w:type="dxa" w:w="3324"/>
-          </w:tcPr>
-          <w:p>
-            <w:r>
-              <w:t>Section15</w:t>
-            </w:r>
-          </w:p>
-        </w:tc>
-        <w:tc>
-          <w:tcPr>
-            <w:tcW w:type="dxa" w:w="3324"/>
-          </w:tcPr>
-          <w:p>
-            <w:r>
-              <w:t>Filets sociaux</w:t>
             </w:r>
           </w:p>
         </w:tc>
@@ -879,7 +879,7 @@
         <w:br/>
         <w:t xml:space="preserve">- Peu probable! Fatou wilane  n'arrive pas  à comprendre un petit texte lu dans une langue locale (s02q03). Veuillez corriger ou donner des explications au QG. </w:t>
         <w:br/>
-        <w:t xml:space="preserve">- Peu probable! Khady Dia  n'arrive pas  à comprendre un petit texte lu dans une langue locale (s02q03). Veuillez corriger ou donner des explications au QG. </w:t>
+        <w:t xml:space="preserve">- Peu probable! Khady Dia  n'arrive pas  à comprendre un petit texte lu dans une langue locale (s02q03). Veuillez corriger ou donner des explications au QG. Attention ! Le frais de scolarité (2000 Fcfa) de Khady Dia en 3ème année de Primaire est relativement élevé par rapport aux autres frais de scolarités observés dans cette zone. Prière de corriger ou de confirmer avec le QG. </w:t>
         <w:br/>
         <w:t xml:space="preserve">- Peu probable! Khady Ndao  n'arrive pas  à comprendre un petit texte lu dans une langue locale (s02q03). Veuillez corriger ou donner des explications au QG. Peu probable! Khady Ndao  ne sait ni lire, ni écrire, ni comprendre dans aucune des langues  (s02q01,s02q02,s02q03). Veuillez corriger ou donner des explications au QG. </w:t>
         <w:br/>
@@ -948,7 +948,7 @@
         <w:rPr>
           <w:sz w:val="20"/>
         </w:rPr>
-        <w:t>- Attention ! Le prix unitaire d'achat (50 Fcfa) de Piment séché en Sachets (Moyen) est relativement faible par rapport aux autres prix observés dans cette zone. Prière de corriger ou de confirmer avec le QG. Avertissement!! La quantité (5 litre) du produit Huile de palme raffinée consommée  par le ménage semble très élevé, prière de corriger ou confirmer avec le QG. Avertissement!! le prix unitaire (100 Fcfa) de Thé en sachet (unité: Sachets) de taille Petit est très faible ou élevé. Prière de corriger ou de confirmer avec le QG. Difficile de consommer le Sel en Sac (5 Kg) taille unique prière de verifier. Incohérence!! Dans ce ménage, chaque individus consomme par jour 20.67129 Kg  de cereale; Prière de revoir les quantités prises de ces produits. Incohérence!! Dans ce ménage, chaque individus consomme par jour 20.67129 Kg  de cereale; Prière de revoir les quantités prises de ces produits. Le prix d'achat unitaire (200 Fcfa) de Mil en Kg de taille  taille unique  est très faible, prière de regarder les reponses prises dans les questions s07bq07a s07bq07b s07bq07c s07bq08 pour mieux corriger.</w:t>
+        <w:t>- Attention ! Le prix unitaire d'achat (50 Fcfa) de Piment séché en Sachets (Moyen) est relativement faible par rapport aux autres prix observés dans cette zone. Prière de corriger ou de confirmer avec le QG. Attention ! Le prix unitaire d'achat (800 Fcfa) de Arachides pilées en Kg (taille unique) est relativement élevé par rapport aux autres prix observés dans cette zone. Prière de corriger ou de confirmer avec le QG. Avertissement!! La quantité (5 litre) du produit Huile de palme raffinée consommée  par le ménage semble très élevé, prière de corriger ou confirmer avec le QG. Avertissement!! le prix unitaire (100 Fcfa) de Thé en sachet (unité: Sachets) de taille Petit est très faible ou élevé. Prière de corriger ou de confirmer avec le QG. Difficile de consommer le Sel en Sac (5 Kg) taille unique prière de verifier. Incohérence!! Dans ce ménage, chaque individus consomme par jour 38.81943 Kg  de cereale; Prière de revoir les quantités prises de ces produits. Incohérence!! Dans ce ménage, chaque individus consomme par jour 38.81943 Kg  de cereale; Prière de revoir les quantités prises de ces produits. Le prix d'achat unitaire (200 Fcfa) de Mil en Kg de taille  taille unique  est très faible, prière de regarder les reponses prises dans les questions s07bq07a s07bq07b s07bq07c s07bq08 pour mieux corriger.</w:t>
       </w:r>
     </w:p>
     <w:p>
@@ -970,6 +970,29 @@
           <w:sz w:val="20"/>
         </w:rPr>
         <w:t>- Incohérence!! L'entreprise Fabrication de batiments dit avoir réçu une somme sur la revente de ces marchandises achetées et revendues en état (s10q46 est differnt de 0) mais n'a depensé aucune somme sur l'achat des marchandises revendues en état (s10q47==0), prière de fournir plus d'effort pour estimer le montant obtenu sur la depense de ces marchandises achetées et revendues en état. L'entreprise Fabrication de batiments dit avoir réçu une somme sur la vente de ces produits transformés (s10q48 est differnt de 0) mais n'a depensé aucune somme sur l'achat des matières premières (s10q49==0), prière de fournir de l'effort pour estimer le montant obtenu en achat de matières premières. Cette entreprise Fabrication de batiments dit avoir obtenu une valeur sur les marchandises vendu en etat et les marchandises vendu après transformation.</w:t>
+      </w:r>
+    </w:p>
+    <w:p>
+      <w:r>
+        <w:rPr>
+          <w:b/>
+          <w:color w:val="4672C4"/>
+          <w:sz w:val="22"/>
+        </w:rPr>
+        <w:t>&gt;&gt; Section12 - Actifs du menage</w:t>
+      </w:r>
+    </w:p>
+    <w:p>
+      <w:pPr>
+        <w:ind w:left="283"/>
+      </w:pPr>
+      <w:r>
+        <w:rPr>
+          <w:sz w:val="20"/>
+        </w:rPr>
+        <w:t xml:space="preserve">- Attention ! Foyers améliorés a été revendu à 10000 Fcfa qui est relativement élevé par rapport aux autres prix de revente observés dans cette zone. Prière de corriger ou de confirmer avec le QG. </w:t>
+        <w:br/>
+        <w:t>- Attention ! Lit a été revendu à 250000 Fcfa qui est relativement élevé par rapport aux autres prix de revente observés dans cette zone. Prière de corriger ou de confirmer avec le QG.</w:t>
       </w:r>
     </w:p>
     <w:p>
@@ -1411,7 +1434,7 @@
         <w:rPr>
           <w:sz w:val="20"/>
         </w:rPr>
-        <w:t>- Attention ! Le prix unitaire d'achat (300 Fcfa) de Sucre en poudre  en Kg (taille unique) est relativement faible par rapport aux autres prix observés dans cette zone. Prière de corriger ou de confirmer avec le QG. Attention ! Le prix unitaire d'achat (75 Fcfa) de Pain traditionnel (Baguette) en miche (Moyen) est relativement faible par rapport aux autres prix observés dans cette zone. Prière de corriger ou de confirmer avec le QG. Attention ! Soupçons de quantité anormale! Le ménage de GASSE NDAO avec une taille de 8 personnes a consommé 14 Pièce en Moyen de Citron qui est relativement élevé comme consommation par rapport à la condition de vie des autres ménages de même taille dans cette zone. Prière de corriger ou de confirmer avec le QG. Avertissement!! le prix unitaire (33.33333 Fcfa) de Thé en sachet (unité: Sachets) de taille Moyen est très faible ou élevé. Prière de corriger ou de confirmer avec le QG. Attention ! Le prix unitaire d'achat (33.33333 Fcfa) de Thé en sachet en Sachets (Moyen) est relativement faible par rapport aux autres prix observés dans cette zone. Prière de corriger ou de confirmer avec le QG. Avertissement!!! Le ménage a consommé 1 Bidon 20l taille unique de Huile d'arachide raffinée, cette quantité semble anormale pour une consommation des 7 derniers jours, prière de verifier et corriger. Avertissement!!! Le ménage a consommé 1 Seau de 10l taille unique de Pâte d'arachide, cette quantité semble anormale pour une consommation des 7 derniers jours, prière de verifier et corriger. Incohérence!! Dans ce ménage, chaque individus consomme par jour 34.05375 Kg  de cereale; Prière de revoir les quantités prises de ces produits. Le prix d'achat unitaire (100 Fcfa) de Maïs en grain en Kg de taille  taille unique  est très faible, prière de regarder les reponses prises dans les questions s07bq07a s07bq07b s07bq07c s07bq08 pour mieux corriger. Le ménage a consommé 1 Sac (25 Kg) taille unique de Sel, cette quantité semble anormale pour une consommation des 7 derniers jours. prière de verifier et corriger ou confirmer avec le QG. Difficile de consommer le Sel en Sac (25 Kg) taille unique prière de verifier. Le ménage a consommé 1 Sac (50 Kg) taille unique de Riz importé parfumé, cette quantité semble anormale pour une consommation des 7 derniers jours. prière de verifier et corriger ou confirmer avec le QG.</w:t>
+        <w:t>- Attention ! Le prix unitaire d'achat (300 Fcfa) de Sucre en poudre  en Kg (taille unique) est relativement faible par rapport aux autres prix observés dans cette zone. Prière de corriger ou de confirmer avec le QG. Attention ! Le prix unitaire d'achat (75 Fcfa) de Pain traditionnel (Baguette) en miche (Moyen) est relativement faible par rapport aux autres prix observés dans cette zone. Prière de corriger ou de confirmer avec le QG. Attention ! Soupçons de quantité anormale! Le ménage de GASSE NDAO avec une taille de 8 personnes a consommé 14 Pièce en Moyen de Citron qui est relativement élevé comme consommation par rapport à la condition de vie des autres ménages de même taille dans cette zone. Prière de corriger ou de confirmer avec le QG. Attention ! Soupçons de quantité anormale! Le ménage de GASSE NDAO avec une taille de 8 personnes a consommé 7 Tas en Moyen de Feuilles de Fakoye (Feuille de corete) qui est relativement élevé comme consommation par rapport à la condition de vie des autres ménages de même taille dans cette zone. Prière de corriger ou de confirmer avec le QG. Avertissement!! le prix unitaire (33.33333 Fcfa) de Thé en sachet (unité: Sachets) de taille Moyen est très faible ou élevé. Prière de corriger ou de confirmer avec le QG. Attention ! Le prix unitaire d'achat (33.33333 Fcfa) de Thé en sachet en Sachets (Moyen) est relativement faible par rapport aux autres prix observés dans cette zone. Prière de corriger ou de confirmer avec le QG. Avertissement!!! Le ménage a consommé 1 Bidon 20l taille unique de Huile d'arachide raffinée, cette quantité semble anormale pour une consommation des 7 derniers jours, prière de verifier et corriger. Avertissement!!! Le ménage a consommé 1 Seau de 10l taille unique de Pâte d'arachide, cette quantité semble anormale pour une consommation des 7 derniers jours, prière de verifier et corriger. Incohérence!! Dans ce ménage, chaque individus consomme par jour 54.96893 Kg  de cereale; Prière de revoir les quantités prises de ces produits. Le prix d'achat unitaire (100 Fcfa) de Maïs en grain en Kg de taille  taille unique  est très faible, prière de regarder les reponses prises dans les questions s07bq07a s07bq07b s07bq07c s07bq08 pour mieux corriger. Le ménage a consommé 1 Sac (25 Kg) taille unique de Sel, cette quantité semble anormale pour une consommation des 7 derniers jours. prière de verifier et corriger ou confirmer avec le QG. Difficile de consommer le Sel en Sac (25 Kg) taille unique prière de verifier. Le ménage a consommé 1 Sac (50 Kg) taille unique de Riz importé parfumé, cette quantité semble anormale pour une consommation des 7 derniers jours. prière de verifier et corriger ou confirmer avec le QG.</w:t>
       </w:r>
     </w:p>
     <w:p>
@@ -2083,7 +2106,7 @@
         <w:rPr>
           <w:sz w:val="20"/>
         </w:rPr>
-        <w:t>- Attention ! Le prix unitaire d'achat (25 Fcfa) de Soumbala (moutarde africaine) en Sachets (Moyen) est relativement faible par rapport aux autres prix observés dans cette zone. Prière de corriger ou de confirmer avec le QG. Attention ! Le prix unitaire d'achat (50 Fcfa) de Poireau en Tas (Moyen) est relativement faible par rapport aux autres prix observés dans cette zone. Prière de corriger ou de confirmer avec le QG. Avertissement!! La quantité (4 litre) du produit Huile d'arachide raffinée consommée  par le ménage semble très élevé, prière de corriger ou confirmer avec le QG. Avertissement!! le prix unitaire (100 Fcfa) de Thé en sachet (unité: Sachets) de taille Moyen est très faible ou élevé. Prière de corriger ou de confirmer avec le QG. Avertissement!!! Le ménage a consommé 1 Seau de 10l taille unique de Pâte d'arachide, cette quantité semble anormale pour une consommation des 7 derniers jours, prière de verifier et corriger. Incohérence!! Dans ce ménage, chaque individus consomme par jour 22.625 Kg  de cereale; Prière de revoir les quantités prises de ces produits. Incohérence!! Dans ce ménage, chaque individus consomme par jour 22.625 Kg  de cereale; Prière de revoir les quantités prises de ces produits. Le prix d'achat unitaire (125 Fcfa) de Mil en Kg de taille  taille unique  est très faible, prière de regarder les reponses prises dans les questions s07bq07a s07bq07b s07bq07c s07bq08 pour mieux corriger. Le ménage a consommé 1 Sac (25 Kg) taille unique de Sel, cette quantité semble anormale pour une consommation des 7 derniers jours. prière de verifier et corriger ou confirmer avec le QG. Difficile de consommer le Sel en Sac (25 Kg) taille unique prière de verifier. Attention ! Le prix unitaire d'achat (6000 Fcfa) de Sel en Sac (25 Kg) (taille unique) est relativement élevé par rapport aux autres prix observés dans cette zone. Prière de corriger ou de confirmer avec le QG. Le prix d'achat unitaire (1 Fcfa) de Feuilles de Fakoye (Feuille de corete) en Tas de taille Moyen  est invraisemblable, prière de regarder les reponses prises dans les questions s07bq07a s07bq07b s07bq07c s07bq08 pour mieux corriger. Le prix d'achat unitaire (150 Fcfa) de Aubergine sauvage  en Kg de taille  taille unique  est très faible, prière de regarder les reponses prises dans les questions s07bq07a s07bq07b s07bq07c s07bq08 pour mieux corriger. Le prix d'achat unitaire (2 Fcfa) de Huile de palme raffinée en Sachets de taille Moyen  est invraisemblable, prière de regarder les reponses prises dans les questions s07bq07a s07bq07b s07bq07c s07bq08 pour mieux corriger.</w:t>
+        <w:t>- Attention ! Le prix unitaire d'achat (25 Fcfa) de Soumbala (moutarde africaine) en Sachets (Moyen) est relativement faible par rapport aux autres prix observés dans cette zone. Prière de corriger ou de confirmer avec le QG. Attention ! Le prix unitaire d'achat (50 Fcfa) de Poireau en Tas (Moyen) est relativement faible par rapport aux autres prix observés dans cette zone. Prière de corriger ou de confirmer avec le QG. Attention ! Soupçons de quantité anormale! Le ménage de MASS DIA avec une taille de 10 personnes a consommé 10 Pièce en Moyen de Citron qui est relativement élevé comme consommation par rapport à la condition de vie des autres ménages de même taille dans cette zone. Prière de corriger ou de confirmer avec le QG. Avertissement!! La quantité (4 litre) du produit Huile d'arachide raffinée consommée  par le ménage semble très élevé, prière de corriger ou confirmer avec le QG. Avertissement!! le prix unitaire (100 Fcfa) de Thé en sachet (unité: Sachets) de taille Moyen est très faible ou élevé. Prière de corriger ou de confirmer avec le QG. Avertissement!!! Le ménage a consommé 1 Seau de 10l taille unique de Pâte d'arachide, cette quantité semble anormale pour une consommation des 7 derniers jours, prière de verifier et corriger. Incohérence!! Dans ce ménage, chaque individus consomme par jour 38.28928 Kg  de cereale; Prière de revoir les quantités prises de ces produits. Incohérence!! Dans ce ménage, chaque individus consomme par jour 38.28928 Kg  de cereale; Prière de revoir les quantités prises de ces produits. Le prix d'achat unitaire (125 Fcfa) de Mil en Kg de taille  taille unique  est très faible, prière de regarder les reponses prises dans les questions s07bq07a s07bq07b s07bq07c s07bq08 pour mieux corriger. Attention ! Le prix unitaire d'achat (125 Fcfa) de Mil en Kg (taille unique) est relativement faible par rapport aux autres prix observés dans cette zone. Prière de corriger ou de confirmer avec le QG. Le ménage a consommé 1 Sac (25 Kg) taille unique de Sel, cette quantité semble anormale pour une consommation des 7 derniers jours. prière de verifier et corriger ou confirmer avec le QG. Difficile de consommer le Sel en Sac (25 Kg) taille unique prière de verifier. Attention ! Le prix unitaire d'achat (6000 Fcfa) de Sel en Sac (25 Kg) (taille unique) est relativement élevé par rapport aux autres prix observés dans cette zone. Prière de corriger ou de confirmer avec le QG. Le prix d'achat unitaire (1 Fcfa) de Feuilles de Fakoye (Feuille de corete) en Tas de taille Moyen  est invraisemblable, prière de regarder les reponses prises dans les questions s07bq07a s07bq07b s07bq07c s07bq08 pour mieux corriger. Le prix d'achat unitaire (150 Fcfa) de Aubergine sauvage  en Kg de taille  taille unique  est très faible, prière de regarder les reponses prises dans les questions s07bq07a s07bq07b s07bq07c s07bq08 pour mieux corriger. Le prix d'achat unitaire (2 Fcfa) de Huile de palme raffinée en Sachets de taille Moyen  est invraisemblable, prière de regarder les reponses prises dans les questions s07bq07a s07bq07b s07bq07c s07bq08 pour mieux corriger.</w:t>
       </w:r>
     </w:p>
     <w:p>
@@ -2605,7 +2628,7 @@
         <w:br/>
         <w:t xml:space="preserve">- Les informations sur l'acte de naissance (ni Jours, ni mois et ni années) de  Elhadji Dia  manquent, s'il vous plait pouvez-vous fournir d'effort pour avoir ces informations. </w:t>
         <w:br/>
-        <w:t xml:space="preserve">- Les informations sur l'acte de naissance (ni Jours, ni mois et ni années) de  Fatou mame Dia  manquent, s'il vous plait pouvez-vous fournir d'effort pour avoir ces informations. </w:t>
+        <w:t xml:space="preserve">- Les informations sur l'acte de naissance (ni Jours, ni mois et ni années) de  Fatou mame Dia  manquent, s'il vous plait pouvez-vous fournir d'effort pour avoir ces informations. Incoherence! La mère de Fatou mame Dia est trop jeune ou vielle pour avoir Fatou mame Dia selon l'écart (12) d'âge entre lui et sa mère, prière de revoir l'âge de Fatou mame Dia ou de sa mère. Dans le cas contraire rassurez vous que c'est bien son fils/fille biologique. </w:t>
         <w:br/>
         <w:t xml:space="preserve">- Les informations sur l'acte de naissance (ni Jours, ni mois et ni années) de  Faty Kine Dia  manquent, s'il vous plait pouvez-vous fournir d'effort pour avoir ces informations. </w:t>
         <w:br/>
@@ -2652,17 +2675,19 @@
         </w:rPr>
         <w:t xml:space="preserve">- Peu probable! Die niang  n'arrive pas  à comprendre un petit texte lu dans une langue locale (s02q03). Veuillez corriger ou donner des explications au QG. Peu probable! Die niang  ne sait ni lire, ni écrire, ni comprendre dans aucune des langues  (s02q01,s02q02,s02q03). Veuillez corriger ou donner des explications au QG. </w:t>
         <w:br/>
-        <w:t xml:space="preserve">- Peu probable! El hadji Dia  n'arrive pas  à comprendre un petit texte lu dans une langue locale (s02q03). Veuillez corriger ou donner des explications au QG. Peu probable! El hadji Dia  ne sait ni lire, ni écrire, ni comprendre dans aucune des langues  (s02q01,s02q02,s02q03). Veuillez corriger ou donner des explications au QG. Peu plausible El hadji Dia fréquente au minimum le fondamental 1 mais ne sait ni lire ni comprendre la langue française, prière de corriger ou de confirmer avec le QG merci. Avertissement!! El hadji Dia fréquente au minimum la troisième année de fondamental 1 mais ne sait pas écrire, prière de corriger ou confirmer avec le QG.  Incohérence ! le montant payé de El hadji Dia pour les frais de scolarité est très faible. veuillez, s'il vous plait, confirmer ces informations avec le QG ou apporter les corrections nécessaires. Incohérence!! La dépense liée à la cotisation de El hadji Dia qui fréquente une école privée est supérieur aux frais de scolarités, les cotisations ne peuvent pas être supérieur  à la scolarisation. Prière de corriger ces cas.  Incohérence ! seulement les écoles gouvermentales paient les cotisations (Gouvernement, communauté, ONG ou organisation humanitaire). veuillez, s'il vous plait, confirmer cette information de El hadji Dia avec le QG ou apporter les corrections nécessaires. </w:t>
+        <w:t xml:space="preserve">- Peu probable! El hadji Dia  n'arrive pas  à comprendre un petit texte lu dans une langue locale (s02q03). Veuillez corriger ou donner des explications au QG. Peu probable! El hadji Dia  ne sait ni lire, ni écrire, ni comprendre dans aucune des langues  (s02q01,s02q02,s02q03). Veuillez corriger ou donner des explications au QG. Peu plausible El hadji Dia fréquente au minimum le fondamental 1 mais ne sait ni lire ni comprendre la langue française, prière de corriger ou de confirmer avec le QG merci. Avertissement!! El hadji Dia fréquente au minimum la troisième année de fondamental 1 mais ne sait pas écrire, prière de corriger ou confirmer avec le QG.  Incohérence ! le montant payé de El hadji Dia pour les frais de scolarité est très faible. veuillez, s'il vous plait, confirmer ces informations avec le QG ou apporter les corrections nécessaires. Incohérence!! La dépense liée à la cotisation de El hadji Dia qui fréquente une école privée est supérieur aux frais de scolarités, les cotisations ne peuvent pas être supérieur  à la scolarisation. Prière de corriger ces cas.  Incohérence ! seulement les écoles gouvermentales paient les cotisations (Gouvernement, communauté, ONG ou organisation humanitaire). veuillez, s'il vous plait, confirmer cette information de El hadji Dia avec le QG ou apporter les corrections nécessaires. Attention ! Le frais de scolarité (2000 Fcfa) de El hadji Dia en 3ème année de Primaire est relativement élevé par rapport aux autres frais de scolarités observés dans cette zone. Prière de corriger ou de confirmer avec le QG. </w:t>
         <w:br/>
         <w:t xml:space="preserve">- Peu probable! El hadji mor Dia  n'arrive pas  à comprendre un petit texte lu dans une langue locale (s02q03). Veuillez corriger ou donner des explications au QG. Peu probable! El hadji mor Dia  ne sait ni lire, ni écrire, ni comprendre dans aucune des langues  (s02q01,s02q02,s02q03). Veuillez corriger ou donner des explications au QG. </w:t>
         <w:br/>
         <w:t xml:space="preserve">- Peu probable! Elhadji Dia  n'arrive pas  à comprendre un petit texte lu dans une langue locale (s02q03). Veuillez corriger ou donner des explications au QG. Peu probable! Elhadji Dia  ne sait ni lire, ni écrire, ni comprendre dans aucune des langues  (s02q01,s02q02,s02q03). Veuillez corriger ou donner des explications au QG. </w:t>
         <w:br/>
+        <w:t xml:space="preserve">- Peu probable! Fatou mame Dia  n'arrive pas  à comprendre un petit texte lu dans une langue locale (s02q03). Veuillez corriger ou donner des explications au QG. Peu probable! Fatou mame Dia  ne sait ni lire, ni écrire, ni comprendre dans aucune des langues  (s02q01,s02q02,s02q03). Veuillez corriger ou donner des explications au QG. Peu plausible Fatou mame Dia fréquente au minimum le fondamental 1 mais ne sait ni lire ni comprendre la langue française, prière de corriger ou de confirmer avec le QG merci.  Incohérence ! le montant payé de Fatou mame Dia pour les frais de scolarité est très faible. veuillez, s'il vous plait, confirmer ces informations avec le QG ou apporter les corrections nécessaires.  Incohérence ! seulement les écoles gouvermentales paient les cotisations (Gouvernement, communauté, ONG ou organisation humanitaire). veuillez, s'il vous plait, confirmer cette information de Fatou mame Dia avec le QG ou apporter les corrections nécessaires. </w:t>
+        <w:br/>
         <w:t xml:space="preserve">- Peu probable! Faty Kine Dia  n'arrive pas  à comprendre un petit texte lu dans une langue locale (s02q03). Veuillez corriger ou donner des explications au QG. Peu probable! Faty Kine Dia  ne sait ni lire, ni écrire, ni comprendre dans aucune des langues  (s02q01,s02q02,s02q03). Veuillez corriger ou donner des explications au QG. </w:t>
         <w:br/>
         <w:t xml:space="preserve">- Peu probable! Malick Dia  n'arrive pas  à comprendre un petit texte lu dans une langue locale (s02q03). Veuillez corriger ou donner des explications au QG. Peu probable! Malick Dia  ne sait ni lire, ni écrire, ni comprendre dans aucune des langues  (s02q01,s02q02,s02q03). Veuillez corriger ou donner des explications au QG. Peu plausible Malick Dia fréquente au minimum le fondamental 1 mais ne sait ni lire ni comprendre la langue française, prière de corriger ou de confirmer avec le QG merci.  Incohérence ! le montant payé de Malick Dia pour les frais de scolarité est très faible. veuillez, s'il vous plait, confirmer ces informations avec le QG ou apporter les corrections nécessaires. </w:t>
         <w:br/>
-        <w:t xml:space="preserve">- Peu probable! Mame Diarra Dia  n'arrive pas  à comprendre un petit texte lu dans une langue locale (s02q03). Veuillez corriger ou donner des explications au QG. Peu probable! Mame Diarra Dia  ne sait ni lire, ni écrire, ni comprendre dans aucune des langues  (s02q01,s02q02,s02q03). Veuillez corriger ou donner des explications au QG. Peu plausible Mame Diarra Dia fréquente au minimum le fondamental 1 mais ne sait ni lire ni comprendre la langue française, prière de corriger ou de confirmer avec le QG merci. Avertissement!! Mame Diarra Dia fréquente au minimum la troisième année de fondamental 1 mais ne sait pas écrire, prière de corriger ou confirmer avec le QG. Avertissement!!! L'âge de Mame Diarra Dia avec son niveau d'étude (Fondamental 1) semble incoherent, veuillez confirmer cette information avec le QG ou corriger l'incohérence.  Incohérence ! le montant payé de Mame Diarra Dia pour les frais de scolarité est très faible. veuillez, s'il vous plait, confirmer ces informations avec le QG ou apporter les corrections nécessaires. Incohérence!! La dépense liée à la cotisation de Mame Diarra Dia qui fréquente une école privée est supérieur aux frais de scolarités, les cotisations ne peuvent pas être supérieur  à la scolarisation. Prière de corriger ces cas.  Incohérence ! seulement les écoles gouvermentales paient les cotisations (Gouvernement, communauté, ONG ou organisation humanitaire). veuillez, s'il vous plait, confirmer cette information de Mame Diarra Dia avec le QG ou apporter les corrections nécessaires. </w:t>
+        <w:t xml:space="preserve">- Peu probable! Mame Diarra Dia  n'arrive pas  à comprendre un petit texte lu dans une langue locale (s02q03). Veuillez corriger ou donner des explications au QG. Peu probable! Mame Diarra Dia  ne sait ni lire, ni écrire, ni comprendre dans aucune des langues  (s02q01,s02q02,s02q03). Veuillez corriger ou donner des explications au QG. Peu plausible Mame Diarra Dia fréquente au minimum le fondamental 1 mais ne sait ni lire ni comprendre la langue française, prière de corriger ou de confirmer avec le QG merci. Avertissement!! Mame Diarra Dia fréquente au minimum la troisième année de fondamental 1 mais ne sait pas écrire, prière de corriger ou confirmer avec le QG. Avertissement!!! L'âge de Mame Diarra Dia avec son niveau d'étude (Fondamental 1) semble incoherent, veuillez confirmer cette information avec le QG ou corriger l'incohérence.  Incohérence ! le montant payé de Mame Diarra Dia pour les frais de scolarité est très faible. veuillez, s'il vous plait, confirmer ces informations avec le QG ou apporter les corrections nécessaires. Incohérence!! La dépense liée à la cotisation de Mame Diarra Dia qui fréquente une école privée est supérieur aux frais de scolarités, les cotisations ne peuvent pas être supérieur  à la scolarisation. Prière de corriger ces cas.  Incohérence ! seulement les écoles gouvermentales paient les cotisations (Gouvernement, communauté, ONG ou organisation humanitaire). veuillez, s'il vous plait, confirmer cette information de Mame Diarra Dia avec le QG ou apporter les corrections nécessaires. Attention ! Le frais de scolarité (6000 Fcfa) de Mame Diarra Dia en 4ème année de Primaire est relativement élevé par rapport aux autres frais de scolarités observés dans cette zone. Prière de corriger ou de confirmer avec le QG. </w:t>
         <w:br/>
         <w:t xml:space="preserve">- Peu probable! Mame khadim Dia  n'arrive pas  à comprendre un petit texte lu dans une langue locale (s02q03). Veuillez corriger ou donner des explications au QG. Peu probable! Mame khadim Dia  ne sait ni lire, ni écrire, ni comprendre dans aucune des langues  (s02q01,s02q02,s02q03). Veuillez corriger ou donner des explications au QG. Peu plausible Mame khadim Dia fréquente au minimum le fondamental 1 mais ne sait ni lire ni comprendre la langue française, prière de corriger ou de confirmer avec le QG merci.  Incohérence ! le montant payé de Mame khadim Dia pour les frais de scolarité est très faible. veuillez, s'il vous plait, confirmer ces informations avec le QG ou apporter les corrections nécessaires. Attention ! Le frais de scolarité (6000 Fcfa) de Mame khadim Dia en 1ére année de Primaire est relativement élevé par rapport aux autres frais de scolarités observés dans cette zone. Prière de corriger ou de confirmer avec le QG. </w:t>
         <w:br/>
@@ -2678,7 +2703,7 @@
         <w:br/>
         <w:t xml:space="preserve">- Peu probable! Serigne Basse Dia  n'arrive pas  à comprendre un petit texte lu dans une langue locale (s02q03). Veuillez corriger ou donner des explications au QG. Peu probable! Serigne Basse Dia  ne sait ni lire, ni écrire, ni comprendre dans aucune des langues  (s02q01,s02q02,s02q03). Veuillez corriger ou donner des explications au QG. Peu plausible Serigne Basse Dia fréquente au minimum le fondamental 1 mais ne sait ni lire ni comprendre la langue française, prière de corriger ou de confirmer avec le QG merci.  Incohérence ! le montant payé de Serigne Basse Dia pour les frais de scolarité est très faible. veuillez, s'il vous plait, confirmer ces informations avec le QG ou apporter les corrections nécessaires. Incohérence!! La dépense liée à la cotisation de Serigne Basse Dia qui fréquente une école privée est supérieur aux frais de scolarités, les cotisations ne peuvent pas être supérieur  à la scolarisation. Prière de corriger ces cas.  Incohérence ! seulement les écoles gouvermentales paient les cotisations (Gouvernement, communauté, ONG ou organisation humanitaire). veuillez, s'il vous plait, confirmer cette information de Serigne Basse Dia avec le QG ou apporter les corrections nécessaires. </w:t>
         <w:br/>
-        <w:t xml:space="preserve">- Peu probable! Serigne Fallou Dia  n'arrive pas  à comprendre un petit texte lu dans une langue locale (s02q03). Veuillez corriger ou donner des explications au QG. Peu probable! Serigne Fallou Dia  ne sait ni lire, ni écrire, ni comprendre dans aucune des langues  (s02q01,s02q02,s02q03). Veuillez corriger ou donner des explications au QG. Peu plausible Serigne Fallou Dia fréquente au minimum le fondamental 1 mais ne sait ni lire ni comprendre la langue française, prière de corriger ou de confirmer avec le QG merci. Avertissement!! Serigne Fallou Dia fréquente au minimum la troisième année de fondamental 1 mais ne sait pas écrire, prière de corriger ou confirmer avec le QG.  Incohérence ! le montant payé de Serigne Fallou Dia pour les frais de scolarité est très faible. veuillez, s'il vous plait, confirmer ces informations avec le QG ou apporter les corrections nécessaires. Incohérence!! La dépense liée à la cotisation de Serigne Fallou Dia qui fréquente une école privée est supérieur aux frais de scolarités, les cotisations ne peuvent pas être supérieur  à la scolarisation. Prière de corriger ces cas.  Incohérence ! seulement les écoles gouvermentales paient les cotisations (Gouvernement, communauté, ONG ou organisation humanitaire). veuillez, s'il vous plait, confirmer cette information de Serigne Fallou Dia avec le QG ou apporter les corrections nécessaires. </w:t>
+        <w:t xml:space="preserve">- Peu probable! Serigne Fallou Dia  n'arrive pas  à comprendre un petit texte lu dans une langue locale (s02q03). Veuillez corriger ou donner des explications au QG. Peu probable! Serigne Fallou Dia  ne sait ni lire, ni écrire, ni comprendre dans aucune des langues  (s02q01,s02q02,s02q03). Veuillez corriger ou donner des explications au QG. Peu plausible Serigne Fallou Dia fréquente au minimum le fondamental 1 mais ne sait ni lire ni comprendre la langue française, prière de corriger ou de confirmer avec le QG merci. Avertissement!! Serigne Fallou Dia fréquente au minimum la troisième année de fondamental 1 mais ne sait pas écrire, prière de corriger ou confirmer avec le QG.  Incohérence ! le montant payé de Serigne Fallou Dia pour les frais de scolarité est très faible. veuillez, s'il vous plait, confirmer ces informations avec le QG ou apporter les corrections nécessaires. Incohérence!! La dépense liée à la cotisation de Serigne Fallou Dia qui fréquente une école privée est supérieur aux frais de scolarités, les cotisations ne peuvent pas être supérieur  à la scolarisation. Prière de corriger ces cas.  Incohérence ! seulement les écoles gouvermentales paient les cotisations (Gouvernement, communauté, ONG ou organisation humanitaire). veuillez, s'il vous plait, confirmer cette information de Serigne Fallou Dia avec le QG ou apporter les corrections nécessaires. Attention ! Le frais de scolarité (6000 Fcfa) de Serigne Fallou Dia en 4ème année de Primaire est relativement élevé par rapport aux autres frais de scolarités observés dans cette zone. Prière de corriger ou de confirmer avec le QG. </w:t>
         <w:br/>
         <w:t>- Peu probable! Sokhna Dia  n'arrive pas  à comprendre un petit texte lu dans une langue locale (s02q03). Veuillez corriger ou donner des explications au QG. Peu probable! Sokhna Dia  ne sait ni lire, ni écrire, ni comprendre dans aucune des langues  (s02q01,s02q02,s02q03). Veuillez corriger ou donner des explications au QG.</w:t>
       </w:r>
@@ -2751,7 +2776,7 @@
         <w:rPr>
           <w:sz w:val="20"/>
         </w:rPr>
-        <w:t>- Attention ! Le prix unitaire d'achat (250 Fcfa) de Manioc en tubercules en Pièce (Moyen) est relativement élevé par rapport aux autres prix observés dans cette zone. Prière de corriger ou de confirmer avec le QG. Avertissement!! le prix unitaire (100 Fcfa) de Thé en sachet (unité: Sachets) de taille Moyen est très faible ou élevé. Prière de corriger ou de confirmer avec le QG. Avertissement!!! Le ménage a consommé 1 Bidon 20l taille unique de Huile de palme raffinée, cette quantité semble anormale pour une consommation des 7 derniers jours, prière de verifier et corriger. Avertissement!!! Le ménage a consommé 1 Seau de 10l taille unique de Pâte d'arachide, cette quantité semble anormale pour une consommation des 7 derniers jours, prière de verifier et corriger. Avertissement!!! Le ménage a consommé 21 Sachets Moyen de Sucre en poudre , cette quantité semble anormale pour une consommation des 7 derniers jours.Prière de corriger ou de confirmer avec le QG. Attention ! Le prix unitaire d'achat (100 Fcfa) de Sucre en poudre  en Sachets (Moyen) est relativement faible par rapport aux autres prix observés dans cette zone. Prière de corriger ou de confirmer avec le QG. Incohérence!! Dans ce ménage, chaque individus consomme par jour 13.21479 Kg  de cereale; Prière de revoir les quantités prises de ces produits. Le ménage a consommé 1 Sac (25 Kg) taille unique de Sel, cette quantité semble anormale pour une consommation des 7 derniers jours. prière de verifier et corriger ou confirmer avec le QG. Difficile de consommer le Sel en Sac (25 Kg) taille unique prière de verifier. Le ménage a consommé 1 Sac (50 Kg) taille unique de Riz importé parfumé, cette quantité semble anormale pour une consommation des 7 derniers jours. prière de verifier et corriger ou confirmer avec le QG.</w:t>
+        <w:t>- Attention ! Le prix unitaire d'achat (1200 Fcfa) de Capitaine frais en Kg (taille unique) est relativement élevé par rapport aux autres prix observés dans cette zone. Prière de corriger ou de confirmer avec le QG. Attention ! Le prix unitaire d'achat (250 Fcfa) de Manioc en tubercules en Pièce (Moyen) est relativement élevé par rapport aux autres prix observés dans cette zone. Prière de corriger ou de confirmer avec le QG. Attention ! Le prix unitaire d'achat (300 Fcfa) de Café en poudre soluble en Sachets (Moyen) est relativement élevé par rapport aux autres prix observés dans cette zone. Prière de corriger ou de confirmer avec le QG. Attention ! Le prix unitaire d'achat (300 Fcfa) de Choux en Tas (Moyen) est relativement élevé par rapport aux autres prix observés dans cette zone. Prière de corriger ou de confirmer avec le QG. Avertissement!! le prix unitaire (100 Fcfa) de Thé en sachet (unité: Sachets) de taille Moyen est très faible ou élevé. Prière de corriger ou de confirmer avec le QG. Avertissement!!! Le ménage a consommé 1 Bidon 20l taille unique de Huile de palme raffinée, cette quantité semble anormale pour une consommation des 7 derniers jours, prière de verifier et corriger. Avertissement!!! Le ménage a consommé 1 Seau de 10l taille unique de Pâte d'arachide, cette quantité semble anormale pour une consommation des 7 derniers jours, prière de verifier et corriger. Avertissement!!! Le ménage a consommé 21 Sachets Moyen de Sucre en poudre , cette quantité semble anormale pour une consommation des 7 derniers jours.Prière de corriger ou de confirmer avec le QG. Incohérence!! Dans ce ménage, chaque individus consomme par jour 22.06286 Kg  de cereale; Prière de revoir les quantités prises de ces produits. Le ménage a consommé 1 Sac (25 Kg) taille unique de Sel, cette quantité semble anormale pour une consommation des 7 derniers jours. prière de verifier et corriger ou confirmer avec le QG. Difficile de consommer le Sel en Sac (25 Kg) taille unique prière de verifier. Le ménage a consommé 1 Sac (50 Kg) taille unique de Riz importé parfumé, cette quantité semble anormale pour une consommation des 7 derniers jours. prière de verifier et corriger ou confirmer avec le QG.</w:t>
       </w:r>
     </w:p>
     <w:p>
@@ -3289,7 +3314,7 @@
         <w:rPr>
           <w:sz w:val="20"/>
         </w:rPr>
-        <w:t>- Attention ! Le prix unitaire d'achat (25 Fcfa) de Cube alimentaire (Maggi, Jumbo, ) en Cube (Petit) est relativement faible par rapport aux autres prix observés dans cette zone. Prière de corriger ou de confirmer avec le QG. Attention ! Le prix unitaire d'achat (50 Fcfa) de Choux en Morceau (Portion) (Petit) est relativement faible par rapport aux autres prix observés dans cette zone. Prière de corriger ou de confirmer avec le QG. Attention ! Le prix unitaire d'achat (50 Fcfa) de Concentré de tomate en Sachets (Petit) est relativement faible par rapport aux autres prix observés dans cette zone. Prière de corriger ou de confirmer avec le QG. Attention ! Le prix unitaire d'achat (50 Fcfa) de Poireau en Tas (Moyen) est relativement faible par rapport aux autres prix observés dans cette zone. Prière de corriger ou de confirmer avec le QG. Avertissement!! le prix unitaire (100 Fcfa) de Thé en sachet (unité: Sachets) de taille Moyen est très faible ou élevé. Prière de corriger ou de confirmer avec le QG. Incohérence!! Dans ce ménage, chaque individus consomme par jour 32.47265 Kg  de cereale; Prière de revoir les quantités prises de ces produits. Incohérence!! Dans ce ménage, chaque individus consomme par jour 32.47265 Kg  de cereale; Prière de revoir les quantités prises de ces produits. Attention ! Le prix unitaire d'achat (600 Fcfa) de Riz importé parfumé en Kg (taille unique) est relativement élevé par rapport aux autres prix observés dans cette zone. Prière de corriger ou de confirmer avec le QG.</w:t>
+        <w:t>- Attention ! Le prix unitaire d'achat (25 Fcfa) de Cube alimentaire (Maggi, Jumbo, ) en Cube (Petit) est relativement faible par rapport aux autres prix observés dans cette zone. Prière de corriger ou de confirmer avec le QG. Attention ! Le prix unitaire d'achat (25 Fcfa) de Sel en Sachets (Petit) est relativement faible par rapport aux autres prix observés dans cette zone. Prière de corriger ou de confirmer avec le QG. Attention ! Soupçons de quantité anormale! Le ménage de BABACAR NDAO avec une taille de 7 personnes a consommé 7 Sachets en Petit de Sel qui est relativement élevé comme consommation par rapport à la condition de vie des autres ménages de même taille dans cette zone. Prière de corriger ou de confirmer avec le QG. Attention ! Le prix unitaire d'achat (50 Fcfa) de Choux en Morceau (Portion) (Petit) est relativement faible par rapport aux autres prix observés dans cette zone. Prière de corriger ou de confirmer avec le QG. Attention ! Le prix unitaire d'achat (50 Fcfa) de Courge en Pièce (Petit) est relativement faible par rapport aux autres prix observés dans cette zone. Prière de corriger ou de confirmer avec le QG. Attention ! Le prix unitaire d'achat (50 Fcfa) de Poireau en Tas (Moyen) est relativement faible par rapport aux autres prix observés dans cette zone. Prière de corriger ou de confirmer avec le QG. Avertissement!! le prix unitaire (100 Fcfa) de Thé en sachet (unité: Sachets) de taille Moyen est très faible ou élevé. Prière de corriger ou de confirmer avec le QG. Incohérence!! Dans ce ménage, chaque individus consomme par jour 61.56184 Kg  de cereale; Prière de revoir les quantités prises de ces produits. Incohérence!! Dans ce ménage, chaque individus consomme par jour 61.56184 Kg  de cereale; Prière de revoir les quantités prises de ces produits. Attention ! Le prix unitaire d'achat (600 Fcfa) de Riz importé parfumé en Kg (taille unique) est relativement élevé par rapport aux autres prix observés dans cette zone. Prière de corriger ou de confirmer avec le QG.</w:t>
       </w:r>
     </w:p>
     <w:p>
@@ -3320,6 +3345,29 @@
           <w:color w:val="4672C4"/>
           <w:sz w:val="22"/>
         </w:rPr>
+        <w:t>&gt;&gt; Section12 - Actifs du menage</w:t>
+      </w:r>
+    </w:p>
+    <w:p>
+      <w:pPr>
+        <w:ind w:left="283"/>
+      </w:pPr>
+      <w:r>
+        <w:rPr>
+          <w:sz w:val="20"/>
+        </w:rPr>
+        <w:t xml:space="preserve">- Attention ! Foyers améliorés a été revendu à 10000 Fcfa qui est relativement élevé par rapport aux autres prix de revente observés dans cette zone. Prière de corriger ou de confirmer avec le QG. </w:t>
+        <w:br/>
+        <w:t>- Attention ! Lit a été revendu à 250000 Fcfa qui est relativement élevé par rapport aux autres prix de revente observés dans cette zone. Prière de corriger ou de confirmer avec le QG.</w:t>
+      </w:r>
+    </w:p>
+    <w:p>
+      <w:r>
+        <w:rPr>
+          <w:b/>
+          <w:color w:val="4672C4"/>
+          <w:sz w:val="22"/>
+        </w:rPr>
         <w:t>&gt;&gt; Section16a - Champs et parcelles</w:t>
       </w:r>
     </w:p>
@@ -3332,6 +3380,27 @@
           <w:sz w:val="20"/>
         </w:rPr>
         <w:t>- Avertissement!! Le champs a comme nom (ChampN1 mil) qui ne semble pas être un bon nom ou contient des lettres, prière de mettre le vrai nom du champs. Avertissement!! La parcelle a comme nom (ChampN1 mil 2 parcelles) qui ne semble pas être un bon nom ou contient des lettres, prière de mettre le vrai nom de la parcelle. Le salaire d'une femme de 15ans et plus ayant travaillé sur la parcelle ChampN1 mil 2 parcelles par jours au moment de la période des récoltes est de 175 FCFA qui semble faible ou  élevé, prière de corriger. La superficie de la parcelle ChampN1 mil 2 parcelles selon les mesures GPS est de 14183.91 hectare qui semble élevé ou faible, prière de corriger. Le document légal (titre, acte, certificat etc. ) qui affirme votre possession de la parcelle ChampN1 mil 2 parcelles est  et semble exister dans les modalités, prière de prendre attache avec le QG pour plus d'explication afin de la classer bien.</w:t>
+      </w:r>
+    </w:p>
+    <w:p>
+      <w:r>
+        <w:rPr>
+          <w:b/>
+          <w:color w:val="4672C4"/>
+          <w:sz w:val="22"/>
+        </w:rPr>
+        <w:t>&gt;&gt; Section19 - Equipements agricoles</w:t>
+      </w:r>
+    </w:p>
+    <w:p>
+      <w:pPr>
+        <w:ind w:left="283"/>
+      </w:pPr>
+      <w:r>
+        <w:rPr>
+          <w:sz w:val="20"/>
+        </w:rPr>
+        <w:t>- Attention ! Houe asine a été revendu à 80000 Fcfa qui est relativement élevé par rapport aux autres prix de revente observés dans cette zone. Prière de corriger ou de confirmer avec le QG.</w:t>
       </w:r>
     </w:p>
     <w:p>
@@ -3719,7 +3788,7 @@
         <w:rPr>
           <w:sz w:val="20"/>
         </w:rPr>
-        <w:t>- La dernière fois que vous avez acheté Jus de fruits type 1 (orange, ananas, bissap, gingembre, jus de cajou, etc.) est chez la voisine et semble exister dans les modalités, prière de prendre attache avec le QG pour plus d'explication afin de la classer bien. Attention ! Le prix unitaire d'achat (100 Fcfa) de Soumbala (moutarde africaine) en Sachets (Petit) est relativement élevé par rapport aux autres prix observés dans cette zone. Prière de corriger ou de confirmer avec le QG. Attention ! Le prix unitaire d'achat (25 Fcfa) de Autre légumes frais n.d.a. en Pièce (Petit) est relativement faible par rapport aux autres prix observés dans cette zone. Prière de corriger ou de confirmer avec le QG. Attention ! Le prix unitaire d'achat (25 Fcfa) de Vinaigre de vin en Verre ( à thé) (taille unique) est relativement faible par rapport aux autres prix observés dans cette zone. Prière de corriger ou de confirmer avec le QG. Attention ! Le prix unitaire d'achat (37.5 Fcfa) de Cube alimentaire (Maggi, Jumbo, ) en Cube (Petit) est relativement élevé par rapport aux autres prix observés dans cette zone. Prière de corriger ou de confirmer avec le QG. Avertissement!!! Le ménage a consommé 11 Pièce Petit de Caramel, bonbons, confiseries, etc., cette quantité semble anormale pour une consommation des 7 derniers jours.Prière de corriger ou de confirmer avec le QG. Avertissement!!! Le ménage a consommé 7 Paquet Petit de Thé en sachet, cette quantité semble anormale pour une consommation des 7 derniers jours.Prière de corriger ou de confirmer avec le QG. Avertissement!! le prix unitaire (100 Fcfa) de Thé en sachet (unité: Paquet) de taille Petit est très faible ou élevé. Prière de corriger ou de confirmer avec le QG. Incohérence!! Dans ce ménage, chaque individus consomme par jour 40.44571 Kg  de cereale; Prière de revoir les quantités prises de ces produits. Incohérence!! Dans ce ménage, chaque individus consomme par jour 40.44571 Kg  de cereale; Prière de revoir les quantités prises de ces produits. Incohérence!! Dans ce ménage, chaque individus consomme par jour 40.44571 Kg  de cereale; Prière de revoir les quantités prises de ces produits.</w:t>
+        <w:t>- La dernière fois que vous avez acheté Jus de fruits type 1 (orange, ananas, bissap, gingembre, jus de cajou, etc.) est chez la voisine et semble exister dans les modalités, prière de prendre attache avec le QG pour plus d'explication afin de la classer bien. Attention ! Le prix unitaire d'achat (100 Fcfa) de Soumbala (moutarde africaine) en Sachets (Petit) est relativement élevé par rapport aux autres prix observés dans cette zone. Prière de corriger ou de confirmer avec le QG. Attention ! Le prix unitaire d'achat (25 Fcfa) de Vinaigre de vin en Verre ( à thé) (taille unique) est relativement faible par rapport aux autres prix observés dans cette zone. Prière de corriger ou de confirmer avec le QG. Attention ! Le prix unitaire d'achat (37.5 Fcfa) de Cube alimentaire (Maggi, Jumbo, ) en Cube (Petit) est relativement élevé par rapport aux autres prix observés dans cette zone. Prière de corriger ou de confirmer avec le QG. Attention ! Le prix unitaire d'achat (50 Fcfa) de Manioc en tubercules en Morceau (Portion) (Moyen) est relativement faible par rapport aux autres prix observés dans cette zone. Prière de corriger ou de confirmer avec le QG. Avertissement!!! Le ménage a consommé 11 Pièce Petit de Caramel, bonbons, confiseries, etc., cette quantité semble anormale pour une consommation des 7 derniers jours.Prière de corriger ou de confirmer avec le QG. Avertissement!!! Le ménage a consommé 7 Paquet Petit de Thé en sachet, cette quantité semble anormale pour une consommation des 7 derniers jours.Prière de corriger ou de confirmer avec le QG. Avertissement!! le prix unitaire (100 Fcfa) de Thé en sachet (unité: Paquet) de taille Petit est très faible ou élevé. Prière de corriger ou de confirmer avec le QG. Incohérence!! Dans ce ménage, chaque individus consomme par jour 65.59667 Kg  de cereale; Prière de revoir les quantités prises de ces produits. Incohérence!! Dans ce ménage, chaque individus consomme par jour 65.59667 Kg  de cereale; Prière de revoir les quantités prises de ces produits. Incohérence!! Dans ce ménage, chaque individus consomme par jour 65.59667 Kg  de cereale; Prière de revoir les quantités prises de ces produits.</w:t>
       </w:r>
     </w:p>
     <w:p>
@@ -3866,7 +3935,7 @@
         <w:rPr>
           <w:sz w:val="20"/>
         </w:rPr>
-        <w:t xml:space="preserve">- Attention ! Machette a été achété à 5000 Fcfa est relativement élevé par rapport aux autres prix d'achat observés dans cette zone. Prière de corriger ou de confirmer avec le QG. Attention ! Machette a été revendu à 5000 Fcfa qui est relativement élevé par rapport aux autres prix de revente observés dans cette zone. Prière de corriger ou de confirmer avec le QG. </w:t>
+        <w:t xml:space="preserve">- Attention ! Machette a été revendu à 5000 Fcfa qui est relativement élevé par rapport aux autres prix de revente observés dans cette zone. Prière de corriger ou de confirmer avec le QG. </w:t>
         <w:br/>
         <w:t>- Incohérence!! Le prix d'achat de Charrettes ne doit pas être égal 0 même si le ménage l'a reçu en cadeau prière de leurs aider à faire une estimation. Incohérence!! Le prix de revente de Charrettes dans cette section 19 ne doit pas être égal 0 même si le ménage l'a reçu en cadeau prière de leurs aider à faire une estimation. Le ménage a utilisé Charrettes qu'il ne possède pas mais qui a loué auprès d'une coopérative ou d'un autre ménage, il a payé 0 FCFA. Prière de fournir d'effort pour estimer la valeur payé après utilisation. Le ménage a utilisé Charrettes qu'il ne possède pas mais a loué auprès d'une coopérative ou d'un autre ménage et a payé (0 FCFA) qui semble élevé ou faible, prière de corriger ou confirmer auprès du QG.</w:t>
       </w:r>
@@ -4389,7 +4458,7 @@
         <w:rPr>
           <w:sz w:val="20"/>
         </w:rPr>
-        <w:t>- Attention ! Le prix unitaire d'achat (2500 Fcfa) de Sucre en poudre  en Kg (taille unique) est relativement élevé par rapport aux autres prix observés dans cette zone. Prière de corriger ou de confirmer avec le QG. Attention ! Le prix unitaire d'achat (50 Fcfa) de Soumbala (moutarde africaine) en Sachets (Moyen) est relativement faible par rapport aux autres prix observés dans cette zone. Prière de corriger ou de confirmer avec le QG. Avertissement!! le prix unitaire (150 Fcfa) de Thé en sachet (unité: Sachets) de taille Moyen est très faible ou élevé. Prière de corriger ou de confirmer avec le QG. Avertissement!!! Le ménage a consommé 1 Bidon 20l taille unique de Huile de palme raffinée, cette quantité semble anormale pour une consommation des 7 derniers jours, prière de verifier et corriger. Incohérence!! Dans ce ménage, chaque individus consomme par jour 13.93323 Kg  de cereale; Prière de revoir les quantités prises de ces produits. Le ménage a consommé 1 Sac (25 Kg) taille unique de Sel, cette quantité semble anormale pour une consommation des 7 derniers jours. prière de verifier et corriger ou confirmer avec le QG. Difficile de consommer le Sel en Sac (25 Kg) taille unique prière de verifier. Le ménage a consommé 1 Sac (50 Kg) taille unique de Maïs en grain, cette quantité semble anormale pour une consommation des 7 derniers jours. prière de verifier et corriger ou confirmer avec le QG. Le ménage a consommé 1 Sac (50 Kg) taille unique de Riz importé parfumé, cette quantité semble anormale pour une consommation des 7 derniers jours. prière de verifier et corriger ou confirmer avec le QG.</w:t>
+        <w:t>- Attention ! Le prix unitaire d'achat (1200 Fcfa) de Capitaine frais en Kg (taille unique) est relativement élevé par rapport aux autres prix observés dans cette zone. Prière de corriger ou de confirmer avec le QG. Attention ! Le prix unitaire d'achat (2500 Fcfa) de Sucre en poudre  en Kg (taille unique) est relativement élevé par rapport aux autres prix observés dans cette zone. Prière de corriger ou de confirmer avec le QG. Attention ! Le prix unitaire d'achat (50 Fcfa) de Soumbala (moutarde africaine) en Sachets (Moyen) est relativement faible par rapport aux autres prix observés dans cette zone. Prière de corriger ou de confirmer avec le QG. Avertissement!! le prix unitaire (150 Fcfa) de Thé en sachet (unité: Sachets) de taille Moyen est très faible ou élevé. Prière de corriger ou de confirmer avec le QG. Avertissement!!! Le ménage a consommé 1 Bidon 20l taille unique de Huile de palme raffinée, cette quantité semble anormale pour une consommation des 7 derniers jours, prière de verifier et corriger. Incohérence!! Dans ce ménage, chaque individus consomme par jour 24.10429 Kg  de cereale; Prière de revoir les quantités prises de ces produits. Le ménage a consommé 1 Sac (25 Kg) taille unique de Sel, cette quantité semble anormale pour une consommation des 7 derniers jours. prière de verifier et corriger ou confirmer avec le QG. Difficile de consommer le Sel en Sac (25 Kg) taille unique prière de verifier. Attention ! Le prix unitaire d'achat (3000 Fcfa) de Sel en Sac (25 Kg) (taille unique) est relativement élevé par rapport aux autres prix observés dans cette zone. Prière de corriger ou de confirmer avec le QG. Le ménage a consommé 1 Sac (50 Kg) taille unique de Maïs en grain, cette quantité semble anormale pour une consommation des 7 derniers jours. prière de verifier et corriger ou confirmer avec le QG. Le ménage a consommé 1 Sac (50 Kg) taille unique de Riz importé parfumé, cette quantité semble anormale pour une consommation des 7 derniers jours. prière de verifier et corriger ou confirmer avec le QG.</w:t>
       </w:r>
     </w:p>
     <w:p>
@@ -4477,7 +4546,7 @@
         </w:rPr>
         <w:t xml:space="preserve">- Le prix de revente de l'article  Armoires et autres meubles ne doit pas être égal 0 même si le ménage l'a reçu en cadeau prière de leurs aider à faire une estimations. </w:t>
         <w:br/>
-        <w:t xml:space="preserve">- Le prix de revente de l'article  Fer à repasser à charbon ne doit pas être égal 0 même si le ménage l'a reçu en cadeau prière de leurs aider à faire une estimations. Attention ! Fer à repasser à charbon a été achété à 7000 Fcfa est relativement élevé par rapport aux autres prix d'achat observés dans cette zone. Prière de corriger ou de confirmer avec le QG. </w:t>
+        <w:t xml:space="preserve">- Le prix de revente de l'article  Fer à repasser à charbon ne doit pas être égal 0 même si le ménage l'a reçu en cadeau prière de leurs aider à faire une estimations. </w:t>
         <w:br/>
         <w:t xml:space="preserve">- Le prix de revente de l'article  Lit ne doit pas être égal 0 même si le ménage l'a reçu en cadeau prière de leurs aider à faire une estimations. </w:t>
         <w:br/>
@@ -4967,13 +5036,13 @@
         </w:rPr>
         <w:t xml:space="preserve">- Incohérence ! le montant payé de mariama dia pour les frais de scolarité est très faible. veuillez, s'il vous plait, confirmer ces informations avec le QG ou apporter les corrections nécessaires.  Incohérence ! seulement les écoles gouvermentales paient les cotisations (Gouvernement, communauté, ONG ou organisation humanitaire). veuillez, s'il vous plait, confirmer cette information de mariama dia avec le QG ou apporter les corrections nécessaires. Dans les milieux ruraux les frais d'uniformes de mariama dia sont peut-être obligatoire et sont payés aussi dans les écoles privés, prière de verifier pour corriger ou confirmer avec le QG. Attention ! Le frais de scolarité (19500 Fcfa) de mariama dia en 4ème année de Primaire est relativement élevé par rapport aux autres frais de scolarités observés dans cette zone. Prière de corriger ou de confirmer avec le QG. </w:t>
         <w:br/>
-        <w:t xml:space="preserve">-  Incohérence ! seulement les écoles gouvermentales paient les cotisations (Gouvernement, communauté, ONG ou organisation humanitaire). veuillez, s'il vous plait, confirmer cette information de coumba dia avec le QG ou apporter les corrections nécessaires. Dans les milieux ruraux les frais d'uniformes de coumba dia sont peut-être obligatoire et sont payés aussi dans les écoles privés, prière de verifier pour corriger ou confirmer avec le QG. </w:t>
+        <w:t xml:space="preserve">-  Incohérence ! seulement les écoles gouvermentales paient les cotisations (Gouvernement, communauté, ONG ou organisation humanitaire). veuillez, s'il vous plait, confirmer cette information de coumba dia avec le QG ou apporter les corrections nécessaires. Dans les milieux ruraux les frais d'uniformes de coumba dia sont peut-être obligatoire et sont payés aussi dans les écoles privés, prière de verifier pour corriger ou confirmer avec le QG. Attention ! Le frais de scolarité (48000 Fcfa) de coumba dia en 2ème année de Secondaire 1 (Moyen) Général est relativement élevé par rapport aux autres frais de scolarités observés dans cette zone. Prière de corriger ou de confirmer avec le QG. </w:t>
         <w:br/>
-        <w:t xml:space="preserve">-  Incohérence ! seulement les écoles gouvermentales paient les cotisations (Gouvernement, communauté, ONG ou organisation humanitaire). veuillez, s'il vous plait, confirmer cette information de issa ka dia avec le QG ou apporter les corrections nécessaires. Dans les milieux ruraux les frais d'uniformes de issa ka dia sont peut-être obligatoire et sont payés aussi dans les écoles privés, prière de verifier pour corriger ou confirmer avec le QG. </w:t>
+        <w:t xml:space="preserve">-  Incohérence ! seulement les écoles gouvermentales paient les cotisations (Gouvernement, communauté, ONG ou organisation humanitaire). veuillez, s'il vous plait, confirmer cette information de issa ka dia avec le QG ou apporter les corrections nécessaires. Dans les milieux ruraux les frais d'uniformes de issa ka dia sont peut-être obligatoire et sont payés aussi dans les écoles privés, prière de verifier pour corriger ou confirmer avec le QG. Attention ! Le frais de scolarité (48000 Fcfa) de issa ka dia en 1ére année de Secondaire 1 (Moyen) Général est relativement élevé par rapport aux autres frais de scolarités observés dans cette zone. Prière de corriger ou de confirmer avec le QG. </w:t>
         <w:br/>
-        <w:t xml:space="preserve">-  Incohérence ! seulement les écoles gouvermentales paient les cotisations (Gouvernement, communauté, ONG ou organisation humanitaire). veuillez, s'il vous plait, confirmer cette information de mame diarra dia avec le QG ou apporter les corrections nécessaires. Dans les milieux ruraux les frais d'uniformes de mame diarra dia sont peut-être obligatoire et sont payés aussi dans les écoles privés, prière de verifier pour corriger ou confirmer avec le QG. </w:t>
+        <w:t xml:space="preserve">-  Incohérence ! seulement les écoles gouvermentales paient les cotisations (Gouvernement, communauté, ONG ou organisation humanitaire). veuillez, s'il vous plait, confirmer cette information de mame diarra dia avec le QG ou apporter les corrections nécessaires. Dans les milieux ruraux les frais d'uniformes de mame diarra dia sont peut-être obligatoire et sont payés aussi dans les écoles privés, prière de verifier pour corriger ou confirmer avec le QG. Attention ! Le frais de scolarité (29000 Fcfa) de mame diarra dia en 5ème année de Primaire est relativement élevé par rapport aux autres frais de scolarités observés dans cette zone. Prière de corriger ou de confirmer avec le QG. </w:t>
         <w:br/>
-        <w:t xml:space="preserve">-  Incohérence ! seulement les écoles gouvermentales paient les cotisations (Gouvernement, communauté, ONG ou organisation humanitaire). veuillez, s'il vous plait, confirmer cette information de rakhmatou dia avec le QG ou apporter les corrections nécessaires. Dans les milieux ruraux les frais d'uniformes de rakhmatou dia sont peut-être obligatoire et sont payés aussi dans les écoles privés, prière de verifier pour corriger ou confirmer avec le QG. </w:t>
+        <w:t xml:space="preserve">-  Incohérence ! seulement les écoles gouvermentales paient les cotisations (Gouvernement, communauté, ONG ou organisation humanitaire). veuillez, s'il vous plait, confirmer cette information de rakhmatou dia avec le QG ou apporter les corrections nécessaires. Dans les milieux ruraux les frais d'uniformes de rakhmatou dia sont peut-être obligatoire et sont payés aussi dans les écoles privés, prière de verifier pour corriger ou confirmer avec le QG. Attention ! Le frais de scolarité (48000 Fcfa) de rakhmatou dia en 1ére année de Secondaire 1 (Moyen) Général est relativement élevé par rapport aux autres frais de scolarités observés dans cette zone. Prière de corriger ou de confirmer avec le QG. </w:t>
         <w:br/>
         <w:t xml:space="preserve">-  Incohérence ! seulement les écoles gouvermentales paient les cotisations (Gouvernement, communauté, ONG ou organisation humanitaire). veuillez, s'il vous plait, confirmer cette information de serigne modou dia avec le QG ou apporter les corrections nécessaires. Dans les milieux ruraux les frais d'uniformes de serigne modou dia sont peut-être obligatoire et sont payés aussi dans les écoles privés, prière de verifier pour corriger ou confirmer avec le QG. Attention ! Le frais de scolarité (38000 Fcfa) de serigne modou dia en 6ème année de Primaire est relativement élevé par rapport aux autres frais de scolarités observés dans cette zone. Prière de corriger ou de confirmer avec le QG. </w:t>
         <w:br/>
@@ -5056,7 +5125,7 @@
         <w:rPr>
           <w:sz w:val="20"/>
         </w:rPr>
-        <w:t>- La dernière fois que vous avez acheté Jus de fruits type 1 (orange, ananas, bissap, gingembre, jus de cajou, etc.) est chez le voisin et semble exister dans les modalités, prière de prendre attache avec le QG pour plus d'explication afin de la classer bien. Attention ! Le prix unitaire d'achat (400 Fcfa) de Oignon frais en Kg (taille unique) est relativement faible par rapport aux autres prix observés dans cette zone. Prière de corriger ou de confirmer avec le QG. Avertissement!! La quantité (4.25 litre) du produit Huile d'arachide raffinée consommée  par le ménage semble très élevé, prière de corriger ou confirmer avec le QG. Avertissement!!! Le ménage a consommé 13 Pièce Petit de Caramel, bonbons, confiseries, etc., cette quantité semble anormale pour une consommation des 7 derniers jours.Prière de corriger ou de confirmer avec le QG. Avertissement!!! Le ménage a consommé 7 Paquet Petit de Thé en sachet, cette quantité semble anormale pour une consommation des 7 derniers jours.Prière de corriger ou de confirmer avec le QG. Avertissement!! le prix unitaire (100 Fcfa) de Thé en sachet (unité: Paquet) de taille Petit est très faible ou élevé. Prière de corriger ou de confirmer avec le QG. Incohérence!! Dans ce ménage, chaque individus consomme par jour 19.96684 Kg  de cereale; Prière de revoir les quantités prises de ces produits. Incohérence!! Dans ce ménage, chaque individus consomme par jour 19.96684 Kg  de cereale; Prière de revoir les quantités prises de ces produits. Incohérence!! Dans ce ménage, chaque individus consomme par jour 19.96684 Kg  de cereale; Prière de revoir les quantités prises de ces produits. Incohérence!! Dans ce ménage, chaque individus consomme par jour 19.96684 Kg  de cereale; Prière de revoir les quantités prises de ces produits.</w:t>
+        <w:t>- La dernière fois que vous avez acheté Jus de fruits type 1 (orange, ananas, bissap, gingembre, jus de cajou, etc.) est chez le voisin et semble exister dans les modalités, prière de prendre attache avec le QG pour plus d'explication afin de la classer bien. Avertissement!! La quantité (4.25 litre) du produit Huile d'arachide raffinée consommée  par le ménage semble très élevé, prière de corriger ou confirmer avec le QG. Avertissement!!! Le ménage a consommé 13 Pièce Petit de Caramel, bonbons, confiseries, etc., cette quantité semble anormale pour une consommation des 7 derniers jours.Prière de corriger ou de confirmer avec le QG. Avertissement!!! Le ménage a consommé 7 Paquet Petit de Thé en sachet, cette quantité semble anormale pour une consommation des 7 derniers jours.Prière de corriger ou de confirmer avec le QG. Avertissement!! le prix unitaire (100 Fcfa) de Thé en sachet (unité: Paquet) de taille Petit est très faible ou élevé. Prière de corriger ou de confirmer avec le QG. Incohérence!! Dans ce ménage, chaque individus consomme par jour 32.23214 Kg  de cereale; Prière de revoir les quantités prises de ces produits. Incohérence!! Dans ce ménage, chaque individus consomme par jour 32.23214 Kg  de cereale; Prière de revoir les quantités prises de ces produits. Incohérence!! Dans ce ménage, chaque individus consomme par jour 32.23214 Kg  de cereale; Prière de revoir les quantités prises de ces produits. Incohérence!! Dans ce ménage, chaque individus consomme par jour 32.23214 Kg  de cereale; Prière de revoir les quantités prises de ces produits.</w:t>
       </w:r>
     </w:p>
     <w:p>
@@ -5124,6 +5193,27 @@
           <w:sz w:val="20"/>
         </w:rPr>
         <w:t>- Le montant dépensé de l'entreprise vente de pasteque en achat de matières premières pour les produits vendus au cours des 30 derniers jours ou durant le dernier mois où l'entreprise a fonctionné ne peut pas être supéreur aux montants obtenus sur la vente de produits transformés par l'entreprise au cours de cette même période où l'entreprise a fonctionné (s10q49 &gt; s10q48), prière de corriger. L'entreprise vente de pasteque a depensé en achat de matières premières pour les produits vendus (s10q49 different de 0) mais dit n'avoir réçu aucune somme sur la vente de produits transformés (s10q48 est égal à 0), prière de fournir de l'effort pour estimer le montant obtenu sur la vente vente de produits transformés.</w:t>
+      </w:r>
+    </w:p>
+    <w:p>
+      <w:r>
+        <w:rPr>
+          <w:b/>
+          <w:color w:val="4672C4"/>
+          <w:sz w:val="22"/>
+        </w:rPr>
+        <w:t>&gt;&gt; Section12 - Actifs du menage</w:t>
+      </w:r>
+    </w:p>
+    <w:p>
+      <w:pPr>
+        <w:ind w:left="283"/>
+      </w:pPr>
+      <w:r>
+        <w:rPr>
+          <w:sz w:val="20"/>
+        </w:rPr>
+        <w:t>- Attention ! Bonbonne de gaz a été achété à 18000 Fcfa est relativement élevé par rapport aux autres prix d'achat observés dans cette zone. Prière de corriger ou de confirmer avec le QG.</w:t>
       </w:r>
     </w:p>
     <w:p>
@@ -5215,9 +5305,11 @@
         <w:rPr>
           <w:sz w:val="20"/>
         </w:rPr>
-        <w:t xml:space="preserve">- Attention ! Faucheuse a été revendu à 2500 Fcfa qui est relativement élevé par rapport aux autres prix de revente observés dans cette zone. Prière de corriger ou de confirmer avec le QG. </w:t>
+        <w:t xml:space="preserve">- Attention ! Faucheuse a été achété à 2500 Fcfa est relativement élevé par rapport aux autres prix d'achat observés dans cette zone. Prière de corriger ou de confirmer avec le QG. Attention ! Faucheuse a été revendu à 2500 Fcfa qui est relativement élevé par rapport aux autres prix de revente observés dans cette zone. Prière de corriger ou de confirmer avec le QG. </w:t>
         <w:br/>
-        <w:t>- Attention ! Herse a été revendu à 3000 Fcfa qui est relativement élevé par rapport aux autres prix de revente observés dans cette zone. Prière de corriger ou de confirmer avec le QG.</w:t>
+        <w:t xml:space="preserve">- Attention ! Herse a été revendu à 3000 Fcfa qui est relativement élevé par rapport aux autres prix de revente observés dans cette zone. Prière de corriger ou de confirmer avec le QG. </w:t>
+        <w:br/>
+        <w:t>- Attention ! Houe/daba/hilaire a été revendu à 2000 Fcfa qui est relativement élevé par rapport aux autres prix de revente observés dans cette zone. Prière de corriger ou de confirmer avec le QG.</w:t>
       </w:r>
     </w:p>
     <w:p>
@@ -5738,7 +5830,7 @@
         <w:rPr>
           <w:sz w:val="20"/>
         </w:rPr>
-        <w:t>- Attention ! Le prix unitaire d'achat (100 Fcfa) de Autre légumes frais n.d.a. en Pièce (Petit) est relativement élevé par rapport aux autres prix observés dans cette zone. Prière de corriger ou de confirmer avec le QG. Attention ! Le prix unitaire d'achat (150 Fcfa) de Tomate fraîche en Sachets (Petit) est relativement élevé par rapport aux autres prix observés dans cette zone. Prière de corriger ou de confirmer avec le QG. Attention ! Le prix unitaire d'achat (50 Fcfa) de Ail en Gousse (Moyen) est relativement faible par rapport aux autres prix observés dans cette zone. Prière de corriger ou de confirmer avec le QG. Avertissement!! La quantité (9 litre) du produit Huile de palme raffinée consommée  par le ménage semble très élevé, prière de corriger ou confirmer avec le QG. Avertissement!! le prix unitaire (100 Fcfa) de Thé en sachet (unité: Sachets) de taille Petit est très faible ou élevé. Prière de corriger ou de confirmer avec le QG. Incohérence!! Dans ce ménage, chaque individus consomme par jour 8.686727 Kg  de cereale; Prière de revoir les quantités prises de ces produits. Incohérence!! Dans ce ménage, chaque individus consomme par jour 8.686727 Kg  de cereale; Prière de revoir les quantités prises de ces produits. Incohérence!! Dans ce ménage, chaque individus consomme par jour 8.686727 Kg  de cereale; Prière de revoir les quantités prises de ces produits.</w:t>
+        <w:t>- Attention ! Le prix unitaire d'achat (200 Fcfa) de Pomme de terre en Sachets (Petit) est relativement élevé par rapport aux autres prix observés dans cette zone. Prière de corriger ou de confirmer avec le QG. Attention ! Le prix unitaire d'achat (50 Fcfa) de Ail en Gousse (Moyen) est relativement faible par rapport aux autres prix observés dans cette zone. Prière de corriger ou de confirmer avec le QG. Avertissement!! La quantité (9 litre) du produit Huile de palme raffinée consommée  par le ménage semble très élevé, prière de corriger ou confirmer avec le QG. Avertissement!! le prix unitaire (100 Fcfa) de Thé en sachet (unité: Sachets) de taille Petit est très faible ou élevé. Prière de corriger ou de confirmer avec le QG. Incohérence!! Dans ce ménage, chaque individus consomme par jour 16.92036 Kg  de cereale; Prière de revoir les quantités prises de ces produits. Incohérence!! Dans ce ménage, chaque individus consomme par jour 16.92036 Kg  de cereale; Prière de revoir les quantités prises de ces produits. Incohérence!! Dans ce ménage, chaque individus consomme par jour 16.92036 Kg  de cereale; Prière de revoir les quantités prises de ces produits.</w:t>
       </w:r>
     </w:p>
     <w:p>
@@ -5838,6 +5930,27 @@
           <w:color w:val="4672C4"/>
           <w:sz w:val="22"/>
         </w:rPr>
+        <w:t>&gt;&gt; Section12 - Actifs du menage</w:t>
+      </w:r>
+    </w:p>
+    <w:p>
+      <w:pPr>
+        <w:ind w:left="283"/>
+      </w:pPr>
+      <w:r>
+        <w:rPr>
+          <w:sz w:val="20"/>
+        </w:rPr>
+        <w:t>- Attention ! Réfrigérateur a été revendu à 200000 Fcfa qui est relativement élevé par rapport aux autres prix de revente observés dans cette zone. Prière de corriger ou de confirmer avec le QG.</w:t>
+      </w:r>
+    </w:p>
+    <w:p>
+      <w:r>
+        <w:rPr>
+          <w:b/>
+          <w:color w:val="4672C4"/>
+          <w:sz w:val="22"/>
+        </w:rPr>
         <w:t>&gt;&gt; Section16a - Champs et parcelles</w:t>
       </w:r>
     </w:p>
@@ -5872,7 +5985,7 @@
         <w:rPr>
           <w:sz w:val="20"/>
         </w:rPr>
-        <w:t xml:space="preserve">- Avertissement! Le prix de vente (416.6667 Fcfa) d'un Poules / poulets est trop petit. Veuillez confirmer ces informations avec le QG ou apporter les corrections nécessaires. </w:t>
+        <w:t xml:space="preserve">- Avertissement! Le prix de vente (416.6667 Fcfa) d'un Poules / poulets est trop petit. Veuillez confirmer ces informations avec le QG ou apporter les corrections nécessaires. Attention ! Le ménage a vendu  6 Poules / poulets à 2500 donc un prix unitaire d'achat (416.6667 Fcfa) qui  est relativement faible par rapport aux autres prix observés dans cette zone. Prière de corriger ou de confirmer avec le QG. </w:t>
         <w:br/>
         <w:t>- Avertissement! Le prix unitaire (36666.67 Fcfa) d'un Ovins (Moutons) est trop petit ou élevé. Veuillez confirmer ces informations avec le QG ou apporter les corrections nécessaires.</w:t>
       </w:r>
@@ -6255,7 +6368,7 @@
         <w:br/>
         <w:t xml:space="preserve">- Peu probable! Seynabou wilane  n'arrive pas  à comprendre un petit texte lu dans une langue locale (s02q03). Veuillez corriger ou donner des explications au QG. </w:t>
         <w:br/>
-        <w:t xml:space="preserve">- Peu probable! abdou wilane  n'arrive pas  à comprendre un petit texte lu dans une langue locale (s02q03). Veuillez corriger ou donner des explications au QG.  Incohérence ! seulement les écoles gouvermentales paient les cotisations (Gouvernement, communauté, ONG ou organisation humanitaire). veuillez, s'il vous plait, confirmer cette information de abdou wilane avec le QG ou apporter les corrections nécessaires. </w:t>
+        <w:t xml:space="preserve">- Peu probable! abdou wilane  n'arrive pas  à comprendre un petit texte lu dans une langue locale (s02q03). Veuillez corriger ou donner des explications au QG.  Incohérence ! seulement les écoles gouvermentales paient les cotisations (Gouvernement, communauté, ONG ou organisation humanitaire). veuillez, s'il vous plait, confirmer cette information de abdou wilane avec le QG ou apporter les corrections nécessaires. Attention ! Le frais de scolarité (32000 Fcfa) de abdou wilane en 2ème année de Secondaire 1 (Moyen) Général est relativement élevé par rapport aux autres frais de scolarités observés dans cette zone. Prière de corriger ou de confirmer avec le QG. </w:t>
         <w:br/>
         <w:t xml:space="preserve">- Peu probable! baye mbaye mc ndao  n'arrive pas  à comprendre un petit texte lu dans une langue locale (s02q03). Veuillez corriger ou donner des explications au QG. Peu plausible baye mbaye mc ndao fréquente au minimum le fondamental 1 mais ne sait ni lire ni comprendre la langue française, prière de corriger ou de confirmer avec le QG merci.  Incohérence ! le montant payé de baye mbaye mc ndao pour les frais de scolarité est très faible. veuillez, s'il vous plait, confirmer ces informations avec le QG ou apporter les corrections nécessaires.  Incohérence ! seulement les écoles gouvermentales paient les cotisations (Gouvernement, communauté, ONG ou organisation humanitaire). veuillez, s'il vous plait, confirmer cette information de baye mbaye mc ndao avec le QG ou apporter les corrections nécessaires. Le montant des frais pour les cahiers et autres matériels scolaires pour l'année scolaire de baye mbaye mc ndao est faible ou élevé, veuillez, s'il vous plait, confirmer ces informations avec le QG ou apporter les corrections nécessaires. Dans les milieux ruraux les frais d'uniformes de baye mbaye mc ndao sont peut-être obligatoire et sont payés aussi dans les écoles privés, prière de verifier pour corriger ou confirmer avec le QG. </w:t>
         <w:br/>
@@ -6351,7 +6464,7 @@
         <w:rPr>
           <w:sz w:val="20"/>
         </w:rPr>
-        <w:t>- La dernière fois que vous avez acheté Jus de fruits type 1 (orange, ananas, bissap, gingembre, jus de cajou, etc.) est chez une voisine et semble exister dans les modalités, prière de prendre attache avec le QG pour plus d'explication afin de la classer bien. Attention ! Le prix unitaire d'achat (25 Fcfa) de Soumbala (moutarde africaine) en Sachets (Petit) est relativement faible par rapport aux autres prix observés dans cette zone. Prière de corriger ou de confirmer avec le QG. Attention ! Le prix unitaire d'achat (25 Fcfa) de Vinaigre de vin en Verre ( à thé) (taille unique) est relativement faible par rapport aux autres prix observés dans cette zone. Prière de corriger ou de confirmer avec le QG. Attention ! Le prix unitaire d'achat (50 Fcfa) de Farine de blé locale ou importée en Sachets (Petit) est relativement faible par rapport aux autres prix observés dans cette zone. Prière de corriger ou de confirmer avec le QG. Avertissement!! La quantité (3.25 litre) du produit Huile d'arachide raffinée consommée  par le ménage semble très élevé, prière de corriger ou confirmer avec le QG. Avertissement!!! Le ménage a consommé 7 Paquet Petit de Thé en sachet, cette quantité semble anormale pour une consommation des 7 derniers jours.Prière de corriger ou de confirmer avec le QG. Avertissement!! le prix unitaire (100 Fcfa) de Thé en sachet (unité: Paquet) de taille Petit est très faible ou élevé. Prière de corriger ou de confirmer avec le QG. Incohérence!! Dans ce ménage, chaque individus consomme par jour 18.40454 Kg  de cereale; Prière de revoir les quantités prises de ces produits. Incohérence!! Dans ce ménage, chaque individus consomme par jour 18.40454 Kg  de cereale; Prière de revoir les quantités prises de ces produits. Incohérence!! Dans ce ménage, chaque individus consomme par jour 18.40454 Kg  de cereale; Prière de revoir les quantités prises de ces produits.</w:t>
+        <w:t>- La dernière fois que vous avez acheté Jus de fruits type 1 (orange, ananas, bissap, gingembre, jus de cajou, etc.) est chez une voisine et semble exister dans les modalités, prière de prendre attache avec le QG pour plus d'explication afin de la classer bien. Attention ! Le prix unitaire d'achat (200 Fcfa) de Sel en Sachets (Moyen) est relativement élevé par rapport aux autres prix observés dans cette zone. Prière de corriger ou de confirmer avec le QG. Attention ! Le prix unitaire d'achat (25 Fcfa) de Soumbala (moutarde africaine) en Sachets (Petit) est relativement faible par rapport aux autres prix observés dans cette zone. Prière de corriger ou de confirmer avec le QG. Attention ! Le prix unitaire d'achat (25 Fcfa) de Vinaigre de vin en Verre ( à thé) (taille unique) est relativement faible par rapport aux autres prix observés dans cette zone. Prière de corriger ou de confirmer avec le QG. Attention ! Le prix unitaire d'achat (750 Fcfa) de Capitaine frais en Kg (taille unique) est relativement faible par rapport aux autres prix observés dans cette zone. Prière de corriger ou de confirmer avec le QG. Attention ! Soupçons de quantité anormale! Le ménage de IBOU NDAO avec une taille de 11 personnes a consommé 12 Pièce en Petit de Piment frais qui est relativement élevé comme consommation par rapport à la condition de vie des autres ménages de même taille dans cette zone. Prière de corriger ou de confirmer avec le QG. Avertissement!! La quantité (3.25 litre) du produit Huile d'arachide raffinée consommée  par le ménage semble très élevé, prière de corriger ou confirmer avec le QG. Avertissement!!! Le ménage a consommé 7 Paquet Petit de Thé en sachet, cette quantité semble anormale pour une consommation des 7 derniers jours.Prière de corriger ou de confirmer avec le QG. Avertissement!! le prix unitaire (100 Fcfa) de Thé en sachet (unité: Paquet) de taille Petit est très faible ou élevé. Prière de corriger ou de confirmer avec le QG. Incohérence!! Dans ce ménage, chaque individus consomme par jour 33.9026 Kg  de cereale; Prière de revoir les quantités prises de ces produits. Incohérence!! Dans ce ménage, chaque individus consomme par jour 33.9026 Kg  de cereale; Prière de revoir les quantités prises de ces produits. Incohérence!! Dans ce ménage, chaque individus consomme par jour 33.9026 Kg  de cereale; Prière de revoir les quantités prises de ces produits.</w:t>
       </w:r>
     </w:p>
     <w:p>
@@ -6373,6 +6486,27 @@
           <w:sz w:val="20"/>
         </w:rPr>
         <w:t>- La dernière fois que vous avez acheté Bois de chauffe ramassé/coupé (estimer la valeur) est foret et semble exister dans les modalités, prière de prendre attache avec le QG pour plus d'explication afin de la classer bien.</w:t>
+      </w:r>
+    </w:p>
+    <w:p>
+      <w:r>
+        <w:rPr>
+          <w:b/>
+          <w:color w:val="4672C4"/>
+          <w:sz w:val="22"/>
+        </w:rPr>
+        <w:t>&gt;&gt; Section12 - Actifs du menage</w:t>
+      </w:r>
+    </w:p>
+    <w:p>
+      <w:pPr>
+        <w:ind w:left="283"/>
+      </w:pPr>
+      <w:r>
+        <w:rPr>
+          <w:sz w:val="20"/>
+        </w:rPr>
+        <w:t>- Attention ! Bonbonne de gaz a été achété à 15000 Fcfa est relativement élevé par rapport aux autres prix d'achat observés dans cette zone. Prière de corriger ou de confirmer avec le QG.</w:t>
       </w:r>
     </w:p>
     <w:p>
@@ -6444,6 +6578,27 @@
           <w:sz w:val="20"/>
         </w:rPr>
         <w:t>- Avertissement! Le prix de vente (7500 Fcfa) d'un Autres volailles est trop petit. Veuillez confirmer ces informations avec le QG ou apporter les corrections nécessaires.</w:t>
+      </w:r>
+    </w:p>
+    <w:p>
+      <w:r>
+        <w:rPr>
+          <w:b/>
+          <w:color w:val="4672C4"/>
+          <w:sz w:val="22"/>
+        </w:rPr>
+        <w:t>&gt;&gt; Section19 - Equipements agricoles</w:t>
+      </w:r>
+    </w:p>
+    <w:p>
+      <w:pPr>
+        <w:ind w:left="283"/>
+      </w:pPr>
+      <w:r>
+        <w:rPr>
+          <w:sz w:val="20"/>
+        </w:rPr>
+        <w:t>- Attention ! Houe/daba/hilaire a été revendu à 2000 Fcfa qui est relativement élevé par rapport aux autres prix de revente observés dans cette zone. Prière de corriger ou de confirmer avec le QG.</w:t>
       </w:r>
     </w:p>
     <w:p>
@@ -6818,11 +6973,11 @@
         <w:br/>
         <w:t xml:space="preserve">- Peu probable! fatou wilane  n'arrive pas  à comprendre un petit texte lu dans une langue locale (s02q03). Veuillez corriger ou donner des explications au QG. </w:t>
         <w:br/>
-        <w:t xml:space="preserve">- Peu probable! khady ndiaye  n'arrive pas  à comprendre un petit texte lu dans une langue locale (s02q03). Veuillez corriger ou donner des explications au QG. Peu plausible khady ndiaye fréquente au minimum le fondamental 1 mais ne sait ni lire ni comprendre la langue française, prière de corriger ou de confirmer avec le QG merci. Avertissement!! khady ndiaye fréquente au minimum la troisième année de fondamental 1 mais ne sait pas écrire, prière de corriger ou confirmer avec le QG.  Incohérence ! le montant payé de khady ndiaye pour les frais de scolarité est très faible. veuillez, s'il vous plait, confirmer ces informations avec le QG ou apporter les corrections nécessaires.  Incohérence ! seulement les écoles gouvermentales paient les cotisations (Gouvernement, communauté, ONG ou organisation humanitaire). veuillez, s'il vous plait, confirmer cette information de khady ndiaye avec le QG ou apporter les corrections nécessaires. Dans les milieux ruraux les frais d'uniformes de khady ndiaye sont peut-être obligatoire et sont payés aussi dans les écoles privés, prière de verifier pour corriger ou confirmer avec le QG. </w:t>
+        <w:t xml:space="preserve">- Peu probable! khady ndiaye  n'arrive pas  à comprendre un petit texte lu dans une langue locale (s02q03). Veuillez corriger ou donner des explications au QG. Peu plausible khady ndiaye fréquente au minimum le fondamental 1 mais ne sait ni lire ni comprendre la langue française, prière de corriger ou de confirmer avec le QG merci. Avertissement!! khady ndiaye fréquente au minimum la troisième année de fondamental 1 mais ne sait pas écrire, prière de corriger ou confirmer avec le QG.  Incohérence ! le montant payé de khady ndiaye pour les frais de scolarité est très faible. veuillez, s'il vous plait, confirmer ces informations avec le QG ou apporter les corrections nécessaires.  Incohérence ! seulement les écoles gouvermentales paient les cotisations (Gouvernement, communauté, ONG ou organisation humanitaire). veuillez, s'il vous plait, confirmer cette information de khady ndiaye avec le QG ou apporter les corrections nécessaires. Dans les milieux ruraux les frais d'uniformes de khady ndiaye sont peut-être obligatoire et sont payés aussi dans les écoles privés, prière de verifier pour corriger ou confirmer avec le QG. Attention ! Le frais de scolarité (13000 Fcfa) de khady ndiaye en 5ème année de Primaire est relativement élevé par rapport aux autres frais de scolarités observés dans cette zone. Prière de corriger ou de confirmer avec le QG. </w:t>
         <w:br/>
-        <w:t xml:space="preserve">- Peu probable! ma amy ndiaye  n'arrive pas  à comprendre un petit texte lu dans une langue locale (s02q03). Veuillez corriger ou donner des explications au QG. Peu plausible ma amy ndiaye fréquente au minimum le fondamental 1 mais ne sait ni lire ni comprendre la langue française, prière de corriger ou de confirmer avec le QG merci.  Incohérence ! le montant payé de ma amy ndiaye pour les frais de scolarité est très faible. veuillez, s'il vous plait, confirmer ces informations avec le QG ou apporter les corrections nécessaires.  Incohérence ! seulement les écoles gouvermentales paient les cotisations (Gouvernement, communauté, ONG ou organisation humanitaire). veuillez, s'il vous plait, confirmer cette information de ma amy ndiaye avec le QG ou apporter les corrections nécessaires. Dans les milieux ruraux les frais d'uniformes de ma amy ndiaye sont peut-être obligatoire et sont payés aussi dans les écoles privés, prière de verifier pour corriger ou confirmer avec le QG. </w:t>
+        <w:t xml:space="preserve">- Peu probable! ma amy ndiaye  n'arrive pas  à comprendre un petit texte lu dans une langue locale (s02q03). Veuillez corriger ou donner des explications au QG. Peu plausible ma amy ndiaye fréquente au minimum le fondamental 1 mais ne sait ni lire ni comprendre la langue française, prière de corriger ou de confirmer avec le QG merci.  Incohérence ! le montant payé de ma amy ndiaye pour les frais de scolarité est très faible. veuillez, s'il vous plait, confirmer ces informations avec le QG ou apporter les corrections nécessaires.  Incohérence ! seulement les écoles gouvermentales paient les cotisations (Gouvernement, communauté, ONG ou organisation humanitaire). veuillez, s'il vous plait, confirmer cette information de ma amy ndiaye avec le QG ou apporter les corrections nécessaires. Dans les milieux ruraux les frais d'uniformes de ma amy ndiaye sont peut-être obligatoire et sont payés aussi dans les écoles privés, prière de verifier pour corriger ou confirmer avec le QG. Attention ! Le frais de scolarité (13000 Fcfa) de ma amy ndiaye en 2ème année de Primaire est relativement élevé par rapport aux autres frais de scolarités observés dans cette zone. Prière de corriger ou de confirmer avec le QG. </w:t>
         <w:br/>
-        <w:t>- Peu probable! ndeye maty ndiaye  n'arrive pas  à comprendre un petit texte lu dans une langue locale (s02q03). Veuillez corriger ou donner des explications au QG. Peu plausible ndeye maty ndiaye fréquente au minimum le fondamental 1 mais ne sait ni lire ni comprendre la langue française, prière de corriger ou de confirmer avec le QG merci.  Incohérence ! le montant payé de ndeye maty ndiaye pour les frais de scolarité est très faible. veuillez, s'il vous plait, confirmer ces informations avec le QG ou apporter les corrections nécessaires.  Incohérence ! seulement les écoles gouvermentales paient les cotisations (Gouvernement, communauté, ONG ou organisation humanitaire). veuillez, s'il vous plait, confirmer cette information de ndeye maty ndiaye avec le QG ou apporter les corrections nécessaires. Le montant des frais pour les cahiers et autres matériels scolaires pour l'année scolaire de ndeye maty ndiaye est faible ou élevé, veuillez, s'il vous plait, confirmer ces informations avec le QG ou apporter les corrections nécessaires. Dans les milieux ruraux les frais d'uniformes de ndeye maty ndiaye sont peut-être obligatoire et sont payés aussi dans les écoles privés, prière de verifier pour corriger ou confirmer avec le QG.</w:t>
+        <w:t>- Peu probable! ndeye maty ndiaye  n'arrive pas  à comprendre un petit texte lu dans une langue locale (s02q03). Veuillez corriger ou donner des explications au QG. Peu plausible ndeye maty ndiaye fréquente au minimum le fondamental 1 mais ne sait ni lire ni comprendre la langue française, prière de corriger ou de confirmer avec le QG merci.  Incohérence ! le montant payé de ndeye maty ndiaye pour les frais de scolarité est très faible. veuillez, s'il vous plait, confirmer ces informations avec le QG ou apporter les corrections nécessaires.  Incohérence ! seulement les écoles gouvermentales paient les cotisations (Gouvernement, communauté, ONG ou organisation humanitaire). veuillez, s'il vous plait, confirmer cette information de ndeye maty ndiaye avec le QG ou apporter les corrections nécessaires. Le montant des frais pour les cahiers et autres matériels scolaires pour l'année scolaire de ndeye maty ndiaye est faible ou élevé, veuillez, s'il vous plait, confirmer ces informations avec le QG ou apporter les corrections nécessaires. Dans les milieux ruraux les frais d'uniformes de ndeye maty ndiaye sont peut-être obligatoire et sont payés aussi dans les écoles privés, prière de verifier pour corriger ou confirmer avec le QG. Attention ! Le frais de scolarité (13000 Fcfa) de ndeye maty ndiaye en 2ème année de Primaire est relativement élevé par rapport aux autres frais de scolarités observés dans cette zone. Prière de corriger ou de confirmer avec le QG.</w:t>
       </w:r>
     </w:p>
     <w:p>
@@ -6893,7 +7048,7 @@
         <w:rPr>
           <w:sz w:val="20"/>
         </w:rPr>
-        <w:t>- La dernière fois que vous avez acheté Jus de fruits type 1 (orange, ananas, bissap, gingembre, jus de cajou, etc.) est chez le voisin et semble exister dans les modalités, prière de prendre attache avec le QG pour plus d'explication afin de la classer bien. Attention ! Le prix unitaire d'achat (25 Fcfa) de Poivre en Sachets (Tres petit) est relativement faible par rapport aux autres prix observés dans cette zone. Prière de corriger ou de confirmer avec le QG. Attention ! Le prix unitaire d'achat (400 Fcfa) de Lait en poudre en Sachets (Moyen) est relativement élevé par rapport aux autres prix observés dans cette zone. Prière de corriger ou de confirmer avec le QG. Avertissement!!! Le ménage a consommé 10 Cuillère Tres petit de Miel, cette quantité semble anormale pour une consommation des 7 derniers jours.Prière de corriger ou de confirmer avec le QG. Avertissement!!! Le ménage a consommé 7 Paquet Petit de Thé en sachet, cette quantité semble anormale pour une consommation des 7 derniers jours.Prière de corriger ou de confirmer avec le QG. Avertissement!! le prix unitaire (14.28571 Fcfa) de Thé en sachet (unité: Paquet) de taille Petit est très faible ou élevé. Prière de corriger ou de confirmer avec le QG. Attention ! Le prix unitaire d'achat (14.28571 Fcfa) de Thé en sachet en Paquet (Petit) est relativement faible par rapport aux autres prix observés dans cette zone. Prière de corriger ou de confirmer avec le QG. Incohérence!! Dans ce ménage, chaque individus consomme par jour 23.46771 Kg  de cereale; Prière de revoir les quantités prises de ces produits. Incohérence!! Dans ce ménage, chaque individus consomme par jour 23.46771 Kg  de cereale; Prière de revoir les quantités prises de ces produits. Incohérence!! Dans ce ménage, chaque individus consomme par jour 23.46771 Kg  de cereale; Prière de revoir les quantités prises de ces produits. Le prix d'achat unitaire (1000 Fcfa) de Sel en Sac (5 Kg) de taille taille unique est très faible, prière de regarder les reponses prises dans les questions s07bq07a s07bq07b s07bq07c s07bq08 pour mieux corriger.</w:t>
+        <w:t>- La dernière fois que vous avez acheté Jus de fruits type 1 (orange, ananas, bissap, gingembre, jus de cajou, etc.) est chez le voisin et semble exister dans les modalités, prière de prendre attache avec le QG pour plus d'explication afin de la classer bien. Attention ! Le prix unitaire d'achat (1200 Fcfa) de Capitaine frais en Kg (taille unique) est relativement élevé par rapport aux autres prix observés dans cette zone. Prière de corriger ou de confirmer avec le QG. Attention ! Le prix unitaire d'achat (400 Fcfa) de Lait en poudre en Sachets (Moyen) est relativement élevé par rapport aux autres prix observés dans cette zone. Prière de corriger ou de confirmer avec le QG. Avertissement!!! Le ménage a consommé 10 Cuillère Tres petit de Miel, cette quantité semble anormale pour une consommation des 7 derniers jours.Prière de corriger ou de confirmer avec le QG. Avertissement!!! Le ménage a consommé 7 Paquet Petit de Thé en sachet, cette quantité semble anormale pour une consommation des 7 derniers jours.Prière de corriger ou de confirmer avec le QG. Avertissement!! le prix unitaire (14.28571 Fcfa) de Thé en sachet (unité: Paquet) de taille Petit est très faible ou élevé. Prière de corriger ou de confirmer avec le QG. Attention ! Le prix unitaire d'achat (14.28571 Fcfa) de Thé en sachet en Paquet (Petit) est relativement faible par rapport aux autres prix observés dans cette zone. Prière de corriger ou de confirmer avec le QG. Incohérence!! Dans ce ménage, chaque individus consomme par jour 60.46229 Kg  de cereale; Prière de revoir les quantités prises de ces produits. Incohérence!! Dans ce ménage, chaque individus consomme par jour 60.46229 Kg  de cereale; Prière de revoir les quantités prises de ces produits. Incohérence!! Dans ce ménage, chaque individus consomme par jour 60.46229 Kg  de cereale; Prière de revoir les quantités prises de ces produits. Le prix d'achat unitaire (1000 Fcfa) de Sel en Sac (5 Kg) de taille taille unique est très faible, prière de regarder les reponses prises dans les questions s07bq07a s07bq07b s07bq07c s07bq08 pour mieux corriger.</w:t>
       </w:r>
     </w:p>
     <w:p>
@@ -7341,7 +7496,7 @@
         <w:br/>
         <w:t xml:space="preserve">- Peu probable! Fatou dia  n'arrive pas  à comprendre un petit texte lu dans une langue locale (s02q03). Veuillez corriger ou donner des explications au QG. Peu probable! Fatou dia  ne sait ni lire, ni écrire, ni comprendre dans aucune des langues  (s02q01,s02q02,s02q03). Veuillez corriger ou donner des explications au QG. </w:t>
         <w:br/>
-        <w:t xml:space="preserve">- Peu probable! Mbaya segnane  n'arrive pas  à comprendre un petit texte lu dans une langue locale (s02q03). Veuillez corriger ou donner des explications au QG. Peu probable! Mbaya segnane  ne sait ni lire, ni écrire, ni comprendre dans aucune des langues  (s02q01,s02q02,s02q03). Veuillez corriger ou donner des explications au QG. Peu plausible Mbaya segnane fréquente au minimum le fondamental 1 mais ne sait ni lire ni comprendre la langue française, prière de corriger ou de confirmer avec le QG merci. </w:t>
+        <w:t xml:space="preserve">- Peu probable! Mbaya segnane  n'arrive pas  à comprendre un petit texte lu dans une langue locale (s02q03). Veuillez corriger ou donner des explications au QG. Peu probable! Mbaya segnane  ne sait ni lire, ni écrire, ni comprendre dans aucune des langues  (s02q01,s02q02,s02q03). Veuillez corriger ou donner des explications au QG. Peu plausible Mbaya segnane fréquente au minimum le fondamental 1 mais ne sait ni lire ni comprendre la langue française, prière de corriger ou de confirmer avec le QG merci. Attention ! Le frais de scolarité (5000 Fcfa) de Mbaya segnane en 2ème année de Primaire est relativement élevé par rapport aux autres frais de scolarités observés dans cette zone. Prière de corriger ou de confirmer avec le QG. </w:t>
         <w:br/>
         <w:t>- Peu probable! Yama wilane  n'arrive pas  à comprendre un petit texte lu dans une langue locale (s02q03). Veuillez corriger ou donner des explications au QG. Peu probable! Yama wilane  ne sait ni lire, ni écrire, ni comprendre dans aucune des langues  (s02q01,s02q02,s02q03). Veuillez corriger ou donner des explications au QG.</w:t>
       </w:r>
@@ -7387,7 +7542,7 @@
         <w:rPr>
           <w:sz w:val="20"/>
         </w:rPr>
-        <w:t>- Attention ! Le prix unitaire d'achat (25 Fcfa) de Soumbala (moutarde africaine) en Sachets (Petit) est relativement faible par rapport aux autres prix observés dans cette zone. Prière de corriger ou de confirmer avec le QG. Attention ! Le prix unitaire d'achat (50 Fcfa) de Piment séché en Sachets (Moyen) est relativement faible par rapport aux autres prix observés dans cette zone. Prière de corriger ou de confirmer avec le QG. Avertissement!! La quantité (4 litre) du produit Huile de palme raffinée consommée  par le ménage semble très élevé, prière de corriger ou confirmer avec le QG. Avertissement!! le prix unitaire (100 Fcfa) de Thé en sachet (unité: Sachets) de taille Petit est très faible ou élevé. Prière de corriger ou de confirmer avec le QG. Incohérence!! Dans ce ménage, chaque individus consomme par jour 17.82524 Kg  de cereale; Prière de revoir les quantités prises de ces produits. Le prix d'achat unitaire (125 Fcfa) de Maïs en grain en Kg de taille  taille unique  est très faible, prière de regarder les reponses prises dans les questions s07bq07a s07bq07b s07bq07c s07bq08 pour mieux corriger. Incohérence!! Dans ce ménage, chaque individus consomme par jour 17.82524 Kg  de cereale; Prière de revoir les quantités prises de ces produits. Le prix d'achat unitaire (125 Fcfa) de Mil en Kg de taille  taille unique  est très faible, prière de regarder les reponses prises dans les questions s07bq07a s07bq07b s07bq07c s07bq08 pour mieux corriger. Incohérence!! Dans ce ménage, chaque individus consomme par jour 17.82524 Kg  de cereale; Prière de revoir les quantités prises de ces produits. Le prix d'achat unitaire (133.3333 Fcfa) de Riz importé parfumé en Kg de taille  taille unique  est très faible, prière de regarder les reponses prises dans les questions s07bq07a s07bq07b s07bq07c s07bq08 pour mieux corriger. Attention ! Le prix unitaire d'achat (133.3333 Fcfa) de Riz importé parfumé en Kg (taille unique) est relativement faible par rapport aux autres prix observés dans cette zone. Prière de corriger ou de confirmer avec le QG.</w:t>
+        <w:t>- Attention ! Le prix unitaire d'achat (25 Fcfa) de Soumbala (moutarde africaine) en Sachets (Petit) est relativement faible par rapport aux autres prix observés dans cette zone. Prière de corriger ou de confirmer avec le QG. Attention ! Le prix unitaire d'achat (50 Fcfa) de Piment séché en Sachets (Moyen) est relativement faible par rapport aux autres prix observés dans cette zone. Prière de corriger ou de confirmer avec le QG. Avertissement!! La quantité (4 litre) du produit Huile de palme raffinée consommée  par le ménage semble très élevé, prière de corriger ou confirmer avec le QG. Avertissement!! le prix unitaire (100 Fcfa) de Thé en sachet (unité: Sachets) de taille Petit est très faible ou élevé. Prière de corriger ou de confirmer avec le QG. Incohérence!! Dans ce ménage, chaque individus consomme par jour 31.76048 Kg  de cereale; Prière de revoir les quantités prises de ces produits. Le prix d'achat unitaire (125 Fcfa) de Maïs en grain en Kg de taille  taille unique  est très faible, prière de regarder les reponses prises dans les questions s07bq07a s07bq07b s07bq07c s07bq08 pour mieux corriger. Incohérence!! Dans ce ménage, chaque individus consomme par jour 31.76048 Kg  de cereale; Prière de revoir les quantités prises de ces produits. Le prix d'achat unitaire (125 Fcfa) de Mil en Kg de taille  taille unique  est très faible, prière de regarder les reponses prises dans les questions s07bq07a s07bq07b s07bq07c s07bq08 pour mieux corriger. Attention ! Le prix unitaire d'achat (125 Fcfa) de Mil en Kg (taille unique) est relativement faible par rapport aux autres prix observés dans cette zone. Prière de corriger ou de confirmer avec le QG. Incohérence!! Dans ce ménage, chaque individus consomme par jour 31.76048 Kg  de cereale; Prière de revoir les quantités prises de ces produits. Le prix d'achat unitaire (133.3333 Fcfa) de Riz importé parfumé en Kg de taille  taille unique  est très faible, prière de regarder les reponses prises dans les questions s07bq07a s07bq07b s07bq07c s07bq08 pour mieux corriger. Attention ! Le prix unitaire d'achat (133.3333 Fcfa) de Riz importé parfumé en Kg (taille unique) est relativement faible par rapport aux autres prix observés dans cette zone. Prière de corriger ou de confirmer avec le QG.</w:t>
       </w:r>
     </w:p>
     <w:p>
